--- a/pz1/Земляник - ПЗ1 Концепция проекта TableMind.docx
+++ b/pz1/Земляник - ПЗ1 Концепция проекта TableMind.docx
@@ -2961,6 +2961,38 @@
     </w:p>
     <w:p>
       <w:pPr>
+        <w:numPr>
+          <w:ilvl w:val="0"/>
+          <w:numId w:val="5"/>
+        </w:numPr>
+        <w:shd w:val="clear" w:color="auto" w:fill="FFFFFF"/>
+        <w:spacing w:before="100" w:beforeAutospacing="1" w:after="0" w:line="240" w:lineRule="auto"/>
+        <w:ind w:left="0"/>
+        <w:rPr>
+          <w:rFonts w:ascii="Times New Roman" w:eastAsia="Times New Roman" w:hAnsi="Times New Roman" w:cs="Times New Roman"/>
+          <w:color w:val="0F1115"/>
+          <w:kern w:val="0"/>
+          <w:sz w:val="28"/>
+          <w:szCs w:val="28"/>
+          <w:lang/>
+          <w14:ligatures w14:val="none"/>
+        </w:rPr>
+      </w:pPr>
+      <w:r>
+        <w:rPr>
+          <w:rFonts w:ascii="Times New Roman" w:eastAsia="Times New Roman" w:hAnsi="Times New Roman" w:cs="Times New Roman"/>
+          <w:color w:val="0F1115"/>
+          <w:kern w:val="0"/>
+          <w:sz w:val="28"/>
+          <w:szCs w:val="28"/>
+          <w:lang/>
+          <w14:ligatures w14:val="none"/>
+        </w:rPr>
+        <w:t>К 30.09.2027 достигнуты бизнес-показатели SMART-цели: не менее 300 зарегистрированных и не менее 50 платящих пользователей (по данным продуктовой аналитики и Stripe).</w:t>
+      </w:r>
+    </w:p>
+    <w:p>
+      <w:pPr>
         <w:shd w:val="clear" w:color="auto" w:fill="FFFFFF"/>
         <w:spacing w:before="240" w:after="240" w:line="240" w:lineRule="auto"/>
         <w:ind w:left="360"/>
@@ -4905,7 +4937,7 @@
           <w:lang/>
           <w14:ligatures w14:val="none"/>
         </w:rPr>
-        <w:t>Проверка: Must have — 8 из 18 требований (44%), что меньше 60%. Must — это объём MVP и релиза v1 из SMART-цели; Should и Could выполняются при наличии резерва.</w:t>
+        <w:t>Проверка: Must have — 8 из 18 требований (44%), что меньше 60%. Must — это объём MVP и релиза v1 из SMART-цели; Should и Could в план работ (раздел 4, WBS) не включены и переносятся на следующий релиз.</w:t>
       </w:r>
     </w:p>
     <w:p>
@@ -5566,7 +5598,7 @@
                 <w:lang/>
                 <w14:ligatures w14:val="none"/>
               </w:rPr>
-              <w:t>Условная команда из 7 человек (57 чел.-мес.): Руководитель проекта — 0,5 ставки, 12 мес.; Бэкенд-разработчик 1 — 1 ставка, 12 мес.; Бэкенд-разработчик 2 (ядро, надстройка) — 1 ставка, 11 мес.; Фронтенд-разработчик — 1 ставка, 10 мес.; ML/LLM-инженер — 1 ставка, 10 мес.; UI/UX-дизайнер — 0,5 ставки, 4 мес.; QA-инженер — 0,5–1 ставка, 8 мес.. Частично удалённая работа, двухнедельные спринты; следующая фаза начинается только после выполнения критерия ворот (Gate 1–4). Решения по объёму работ согласует владелец продукта. Доступ к предметным экспертам — через пилотных пользователей из FP&amp;A и консалтинга (еженедельные интервью в бете).</w:t>
+              <w:t>Условная команда из 7 человек (57 чел.-мес.): Руководитель проекта — 0,5 ставки, 12 мес.; Бэкенд-разработчик 1 — 1 ставка, 12 мес.; Бэкенд-разработчик 2 (ядро, надстройка) — 1 ставка, 11 мес.; Фронтенд-разработчик — 1 ставка, 10 мес.; ML/LLM-инженер — 1 ставка, 10 мес.; UI/UX-дизайнер — 0,5 ставки, 4 мес.; QA-инженер — 0,75 ставки, 8 мес. Итого: 6 + 12 + 11 + 10 + 10 + 2 + 6 = 57 чел.-мес. Частично удалённая работа, двухнедельные спринты; следующая фаза начинается только после выполнения критерия ворот (Gate 1–4). Решения по объёму работ согласует владелец продукта. Доступ к предметным экспертам — через пилотных пользователей из FP&amp;A и консалтинга (еженедельные интервью в бете).</w:t>
             </w:r>
           </w:p>
         </w:tc>
@@ -6523,7 +6555,7 @@
           <w:sz w:val="28"/>
           <w:szCs w:val="28"/>
         </w:rPr>
-        <w:t>Иерархическая структура задач проекта «TableMind» (6 этапов, 23 задачи; в скобках — соответствующие работы WBS из ПЗ4):</w:t>
+        <w:t>Иерархическая структура задач проекта «TableMind» (6 этапов, 23 задачи; в скобках — коды работ WBS, их перечень и сроки приведены в таблице 4.2):</w:t>
       </w:r>
     </w:p>
     <w:p>
@@ -7121,7 +7153,7 @@
           <w:sz w:val="28"/>
           <w:szCs w:val="28"/>
         </w:rPr>
-        <w:t>5.2. Реализовать ghost-подсказки формул и палитру Cmd-K (Should).</w:t>
+        <w:t>5.2. Реализовать в надстройке панель находок и применение исправлений с повторной проверкой движком.</w:t>
       </w:r>
     </w:p>
     <w:p>
@@ -7280,6 +7312,1809 @@
         <w:t>6.4. Проанализировать метрики, закрыть проект и сформировать план развития.</w:t>
       </w:r>
     </w:p>
+    <w:p>
+      <w:pPr>
+        <w:pStyle w:val="ds-markdown-paragraph"/>
+        <w:shd w:val="clear" w:color="auto" w:fill="FFFFFF"/>
+        <w:spacing w:before="0" w:beforeAutospacing="0" w:after="0" w:afterAutospacing="0"/>
+        <w:ind w:left="709"/>
+        <w:jc w:val="both"/>
+        <w:rPr>
+          <w:color w:val="0F1115"/>
+          <w:sz w:val="28"/>
+          <w:szCs w:val="28"/>
+        </w:rPr>
+      </w:pPr>
+      <w:r>
+        <w:rPr>
+          <w:rStyle w:val="a3"/>
+          <w:rFonts w:ascii="Times New Roman" w:hAnsi="Times New Roman" w:eastAsia="Times New Roman" w:cs="Times New Roman"/>
+          <w:b w:val="0"/>
+          <w:i w:val="0"/>
+          <w:color w:val="0F1115"/>
+          <w:sz w:val="28"/>
+          <w:szCs w:val="28"/>
+        </w:rPr>
+        <w:t>Таблица 4.2 — Работы WBS, на которые ссылаются этапы декомпозиции (из плана ПЗ4; критический путь 1.0 → 3.0 → 6.0 → 9.0 → 12.0 → 13.0 → 14.0 → 15.0, 12 месяцев)</w:t>
+      </w:r>
+    </w:p>
+    <w:tbl>
+      <w:tblPr>
+        <w:tblW w:w="9350" w:type="dxa"/>
+        <w:tblBorders>
+          <w:top w:val="single" w:sz="4" w:space="0" w:color="auto"/>
+          <w:left w:val="single" w:sz="4" w:space="0" w:color="auto"/>
+          <w:bottom w:val="single" w:sz="4" w:space="0" w:color="auto"/>
+          <w:right w:val="single" w:sz="4" w:space="0" w:color="auto"/>
+          <w:insideH w:val="single" w:sz="4" w:space="0" w:color="auto"/>
+          <w:insideV w:val="single" w:sz="4" w:space="0" w:color="auto"/>
+        </w:tblBorders>
+        <w:tblCellMar>
+          <w:top w:w="15" w:type="dxa"/>
+          <w:left w:w="15" w:type="dxa"/>
+          <w:bottom w:w="15" w:type="dxa"/>
+          <w:right w:w="15" w:type="dxa"/>
+        </w:tblCellMar>
+        <w:tblLook w:val="04A0" w:firstRow="1" w:lastRow="0" w:firstColumn="1" w:lastColumn="0" w:noHBand="0" w:noVBand="1"/>
+        <w:tblLayout w:type="fixed"/>
+      </w:tblPr>
+      <w:tblGrid>
+        <w:gridCol w:w="907"/>
+        <w:gridCol w:w="5896"/>
+        <w:gridCol w:w="2778"/>
+      </w:tblGrid>
+      <w:tr>
+        <w:trPr>
+          <w:tblHeader/>
+        </w:trPr>
+        <w:tc>
+          <w:tcPr>
+            <w:tcW w:w="907" w:type="dxa"/>
+            <w:tcMar>
+              <w:top w:w="150" w:type="dxa"/>
+              <w:left w:w="0" w:type="dxa"/>
+              <w:bottom w:w="150" w:type="dxa"/>
+              <w:right w:w="240" w:type="dxa"/>
+            </w:tcMar>
+            <w:vAlign w:val="center"/>
+            <w:hideMark/>
+          </w:tcPr>
+          <w:p>
+            <w:pPr>
+              <w:spacing w:after="0" w:line="375" w:lineRule="atLeast"/>
+              <w:rPr>
+                <w:rFonts w:ascii="Times New Roman" w:eastAsia="Times New Roman" w:hAnsi="Times New Roman" w:cs="Times New Roman"/>
+                <w:kern w:val="0"/>
+                <w:sz w:val="28"/>
+                <w:szCs w:val="28"/>
+                <w:lang/>
+                <w14:ligatures w14:val="none"/>
+              </w:rPr>
+            </w:pPr>
+            <w:r>
+              <w:rPr>
+                <w:rFonts w:ascii="Times New Roman" w:eastAsia="Times New Roman" w:hAnsi="Times New Roman" w:cs="Times New Roman"/>
+                <w:kern w:val="0"/>
+                <w:sz w:val="28"/>
+                <w:szCs w:val="28"/>
+                <w:lang/>
+                <w14:ligatures w14:val="none"/>
+              </w:rPr>
+              <w:t>Код</w:t>
+            </w:r>
+          </w:p>
+        </w:tc>
+        <w:tc>
+          <w:tcPr>
+            <w:tcW w:w="5896" w:type="dxa"/>
+            <w:tcMar>
+              <w:top w:w="150" w:type="dxa"/>
+              <w:left w:w="240" w:type="dxa"/>
+              <w:bottom w:w="150" w:type="dxa"/>
+              <w:right w:w="240" w:type="dxa"/>
+            </w:tcMar>
+            <w:vAlign w:val="center"/>
+            <w:hideMark/>
+          </w:tcPr>
+          <w:p>
+            <w:pPr>
+              <w:spacing w:after="0" w:line="375" w:lineRule="atLeast"/>
+              <w:rPr>
+                <w:rFonts w:ascii="Times New Roman" w:eastAsia="Times New Roman" w:hAnsi="Times New Roman" w:cs="Times New Roman"/>
+                <w:kern w:val="0"/>
+                <w:sz w:val="28"/>
+                <w:szCs w:val="28"/>
+                <w:lang/>
+                <w14:ligatures w14:val="none"/>
+              </w:rPr>
+            </w:pPr>
+            <w:r>
+              <w:rPr>
+                <w:rFonts w:ascii="Times New Roman" w:eastAsia="Times New Roman" w:hAnsi="Times New Roman" w:cs="Times New Roman"/>
+                <w:kern w:val="0"/>
+                <w:sz w:val="28"/>
+                <w:szCs w:val="28"/>
+                <w:lang/>
+                <w14:ligatures w14:val="none"/>
+              </w:rPr>
+              <w:t>Работа WBS</w:t>
+            </w:r>
+          </w:p>
+        </w:tc>
+        <w:tc>
+          <w:tcPr>
+            <w:tcW w:w="2778" w:type="dxa"/>
+            <w:tcMar>
+              <w:top w:w="150" w:type="dxa"/>
+              <w:left w:w="240" w:type="dxa"/>
+              <w:bottom w:w="150" w:type="dxa"/>
+              <w:right w:w="240" w:type="dxa"/>
+            </w:tcMar>
+            <w:vAlign w:val="center"/>
+            <w:hideMark/>
+          </w:tcPr>
+          <w:p>
+            <w:pPr>
+              <w:spacing w:after="0" w:line="375" w:lineRule="atLeast"/>
+              <w:rPr>
+                <w:rFonts w:ascii="Times New Roman" w:eastAsia="Times New Roman" w:hAnsi="Times New Roman" w:cs="Times New Roman"/>
+                <w:kern w:val="0"/>
+                <w:sz w:val="28"/>
+                <w:szCs w:val="28"/>
+                <w:lang/>
+                <w14:ligatures w14:val="none"/>
+              </w:rPr>
+            </w:pPr>
+            <w:r>
+              <w:rPr>
+                <w:rFonts w:ascii="Times New Roman" w:eastAsia="Times New Roman" w:hAnsi="Times New Roman" w:cs="Times New Roman"/>
+                <w:kern w:val="0"/>
+                <w:sz w:val="28"/>
+                <w:szCs w:val="28"/>
+                <w:lang/>
+                <w14:ligatures w14:val="none"/>
+              </w:rPr>
+              <w:t>Сроки</w:t>
+            </w:r>
+          </w:p>
+        </w:tc>
+      </w:tr>
+      <w:tr>
+        <w:tc>
+          <w:tcPr>
+            <w:tcW w:w="907" w:type="dxa"/>
+            <w:tcMar>
+              <w:top w:w="150" w:type="dxa"/>
+              <w:left w:w="0" w:type="dxa"/>
+              <w:bottom w:w="150" w:type="dxa"/>
+              <w:right w:w="240" w:type="dxa"/>
+            </w:tcMar>
+            <w:vAlign w:val="center"/>
+            <w:hideMark/>
+          </w:tcPr>
+          <w:p>
+            <w:pPr>
+              <w:spacing w:after="0" w:line="375" w:lineRule="atLeast"/>
+              <w:rPr>
+                <w:rFonts w:ascii="Times New Roman" w:eastAsia="Times New Roman" w:hAnsi="Times New Roman" w:cs="Times New Roman"/>
+                <w:kern w:val="0"/>
+                <w:sz w:val="28"/>
+                <w:szCs w:val="28"/>
+                <w:lang/>
+                <w14:ligatures w14:val="none"/>
+              </w:rPr>
+            </w:pPr>
+            <w:r>
+              <w:rPr>
+                <w:rFonts w:ascii="Times New Roman" w:eastAsia="Times New Roman" w:hAnsi="Times New Roman" w:cs="Times New Roman"/>
+                <w:kern w:val="0"/>
+                <w:sz w:val="28"/>
+                <w:szCs w:val="28"/>
+                <w:lang/>
+                <w14:ligatures w14:val="none"/>
+              </w:rPr>
+              <w:t>1.0</w:t>
+            </w:r>
+          </w:p>
+        </w:tc>
+        <w:tc>
+          <w:tcPr>
+            <w:tcW w:w="5896" w:type="dxa"/>
+            <w:tcMar>
+              <w:top w:w="150" w:type="dxa"/>
+              <w:left w:w="240" w:type="dxa"/>
+              <w:bottom w:w="150" w:type="dxa"/>
+              <w:right w:w="240" w:type="dxa"/>
+            </w:tcMar>
+            <w:vAlign w:val="center"/>
+            <w:hideMark/>
+          </w:tcPr>
+          <w:p>
+            <w:pPr>
+              <w:spacing w:after="0" w:line="375" w:lineRule="atLeast"/>
+              <w:rPr>
+                <w:rFonts w:ascii="Times New Roman" w:eastAsia="Times New Roman" w:hAnsi="Times New Roman" w:cs="Times New Roman"/>
+                <w:kern w:val="0"/>
+                <w:sz w:val="28"/>
+                <w:szCs w:val="28"/>
+                <w:lang/>
+                <w14:ligatures w14:val="none"/>
+              </w:rPr>
+            </w:pPr>
+            <w:r>
+              <w:rPr>
+                <w:rFonts w:ascii="Times New Roman" w:hAnsi="Times New Roman" w:eastAsia="Times New Roman" w:cs="Times New Roman"/>
+                <w:b w:val="0"/>
+                <w:i w:val="0"/>
+                <w:sz w:val="28"/>
+              </w:rPr>
+              <w:t>Анализ требований, интервью с пользователями и утверждение ТЗ</w:t>
+            </w:r>
+          </w:p>
+        </w:tc>
+        <w:tc>
+          <w:tcPr>
+            <w:tcW w:w="2778" w:type="dxa"/>
+            <w:tcMar>
+              <w:top w:w="150" w:type="dxa"/>
+              <w:left w:w="240" w:type="dxa"/>
+              <w:bottom w:w="150" w:type="dxa"/>
+              <w:right w:w="0" w:type="dxa"/>
+            </w:tcMar>
+            <w:vAlign w:val="center"/>
+            <w:hideMark/>
+          </w:tcPr>
+          <w:p>
+            <w:pPr>
+              <w:spacing w:after="0" w:line="375" w:lineRule="atLeast"/>
+              <w:rPr>
+                <w:rFonts w:ascii="Times New Roman" w:eastAsia="Times New Roman" w:hAnsi="Times New Roman" w:cs="Times New Roman"/>
+                <w:kern w:val="0"/>
+                <w:sz w:val="28"/>
+                <w:szCs w:val="28"/>
+                <w:lang/>
+                <w14:ligatures w14:val="none"/>
+              </w:rPr>
+            </w:pPr>
+            <w:r>
+              <w:rPr>
+                <w:rFonts w:ascii="Times New Roman" w:hAnsi="Times New Roman" w:eastAsia="Times New Roman" w:cs="Times New Roman"/>
+                <w:b w:val="0"/>
+                <w:i w:val="0"/>
+                <w:sz w:val="28"/>
+              </w:rPr>
+              <w:t>01.10.2026 – 31.10.2026</w:t>
+            </w:r>
+          </w:p>
+        </w:tc>
+      </w:tr>
+      <w:tr>
+        <w:tc>
+          <w:tcPr>
+            <w:tcW w:w="907" w:type="dxa"/>
+            <w:tcMar>
+              <w:top w:w="150" w:type="dxa"/>
+              <w:left w:w="0" w:type="dxa"/>
+              <w:bottom w:w="150" w:type="dxa"/>
+              <w:right w:w="240" w:type="dxa"/>
+            </w:tcMar>
+            <w:vAlign w:val="center"/>
+            <w:hideMark/>
+          </w:tcPr>
+          <w:p>
+            <w:pPr>
+              <w:spacing w:after="0" w:line="375" w:lineRule="atLeast"/>
+              <w:rPr>
+                <w:rFonts w:ascii="Times New Roman" w:eastAsia="Times New Roman" w:hAnsi="Times New Roman" w:cs="Times New Roman"/>
+                <w:kern w:val="0"/>
+                <w:sz w:val="28"/>
+                <w:szCs w:val="28"/>
+                <w:lang/>
+                <w14:ligatures w14:val="none"/>
+              </w:rPr>
+            </w:pPr>
+            <w:r>
+              <w:rPr>
+                <w:rFonts w:ascii="Times New Roman" w:eastAsia="Times New Roman" w:hAnsi="Times New Roman" w:cs="Times New Roman"/>
+                <w:kern w:val="0"/>
+                <w:sz w:val="28"/>
+                <w:szCs w:val="28"/>
+                <w:lang/>
+                <w14:ligatures w14:val="none"/>
+              </w:rPr>
+              <w:t>2.0</w:t>
+            </w:r>
+          </w:p>
+        </w:tc>
+        <w:tc>
+          <w:tcPr>
+            <w:tcW w:w="5896" w:type="dxa"/>
+            <w:tcMar>
+              <w:top w:w="150" w:type="dxa"/>
+              <w:left w:w="240" w:type="dxa"/>
+              <w:bottom w:w="150" w:type="dxa"/>
+              <w:right w:w="240" w:type="dxa"/>
+            </w:tcMar>
+            <w:vAlign w:val="center"/>
+            <w:hideMark/>
+          </w:tcPr>
+          <w:p>
+            <w:pPr>
+              <w:spacing w:after="0" w:line="375" w:lineRule="atLeast"/>
+              <w:rPr>
+                <w:rFonts w:ascii="Times New Roman" w:eastAsia="Times New Roman" w:hAnsi="Times New Roman" w:cs="Times New Roman"/>
+                <w:kern w:val="0"/>
+                <w:sz w:val="28"/>
+                <w:szCs w:val="28"/>
+                <w:lang/>
+                <w14:ligatures w14:val="none"/>
+              </w:rPr>
+            </w:pPr>
+            <w:r>
+              <w:rPr>
+                <w:rFonts w:ascii="Times New Roman" w:hAnsi="Times New Roman" w:eastAsia="Times New Roman" w:cs="Times New Roman"/>
+                <w:b w:val="0"/>
+                <w:i w:val="0"/>
+                <w:sz w:val="28"/>
+              </w:rPr>
+              <w:t>Юридическое оформление: политика конфиденциальности, условия, DPA</w:t>
+            </w:r>
+          </w:p>
+        </w:tc>
+        <w:tc>
+          <w:tcPr>
+            <w:tcW w:w="2778" w:type="dxa"/>
+            <w:tcMar>
+              <w:top w:w="150" w:type="dxa"/>
+              <w:left w:w="240" w:type="dxa"/>
+              <w:bottom w:w="150" w:type="dxa"/>
+              <w:right w:w="0" w:type="dxa"/>
+            </w:tcMar>
+            <w:vAlign w:val="center"/>
+            <w:hideMark/>
+          </w:tcPr>
+          <w:p>
+            <w:pPr>
+              <w:spacing w:after="0" w:line="375" w:lineRule="atLeast"/>
+              <w:rPr>
+                <w:rFonts w:ascii="Times New Roman" w:eastAsia="Times New Roman" w:hAnsi="Times New Roman" w:cs="Times New Roman"/>
+                <w:kern w:val="0"/>
+                <w:sz w:val="28"/>
+                <w:szCs w:val="28"/>
+                <w:lang/>
+                <w14:ligatures w14:val="none"/>
+              </w:rPr>
+            </w:pPr>
+            <w:r>
+              <w:rPr>
+                <w:rFonts w:ascii="Times New Roman" w:hAnsi="Times New Roman" w:eastAsia="Times New Roman" w:cs="Times New Roman"/>
+                <w:b w:val="0"/>
+                <w:i w:val="0"/>
+                <w:sz w:val="28"/>
+              </w:rPr>
+              <w:t>01.11.2026 – 30.11.2026</w:t>
+            </w:r>
+          </w:p>
+        </w:tc>
+      </w:tr>
+      <w:tr>
+        <w:tc>
+          <w:tcPr>
+            <w:tcW w:w="907" w:type="dxa"/>
+            <w:tcMar>
+              <w:top w:w="150" w:type="dxa"/>
+              <w:left w:w="0" w:type="dxa"/>
+              <w:bottom w:w="150" w:type="dxa"/>
+              <w:right w:w="240" w:type="dxa"/>
+            </w:tcMar>
+            <w:vAlign w:val="center"/>
+            <w:hideMark/>
+          </w:tcPr>
+          <w:p>
+            <w:pPr>
+              <w:spacing w:after="0" w:line="375" w:lineRule="atLeast"/>
+              <w:rPr>
+                <w:rFonts w:ascii="Times New Roman" w:eastAsia="Times New Roman" w:hAnsi="Times New Roman" w:cs="Times New Roman"/>
+                <w:kern w:val="0"/>
+                <w:sz w:val="28"/>
+                <w:szCs w:val="28"/>
+                <w:lang/>
+                <w14:ligatures w14:val="none"/>
+              </w:rPr>
+            </w:pPr>
+            <w:r>
+              <w:rPr>
+                <w:rFonts w:ascii="Times New Roman" w:eastAsia="Times New Roman" w:hAnsi="Times New Roman" w:cs="Times New Roman"/>
+                <w:kern w:val="0"/>
+                <w:sz w:val="28"/>
+                <w:szCs w:val="28"/>
+                <w:lang/>
+                <w14:ligatures w14:val="none"/>
+              </w:rPr>
+              <w:t>3.0</w:t>
+            </w:r>
+          </w:p>
+        </w:tc>
+        <w:tc>
+          <w:tcPr>
+            <w:tcW w:w="5896" w:type="dxa"/>
+            <w:tcMar>
+              <w:top w:w="150" w:type="dxa"/>
+              <w:left w:w="240" w:type="dxa"/>
+              <w:bottom w:w="150" w:type="dxa"/>
+              <w:right w:w="240" w:type="dxa"/>
+            </w:tcMar>
+            <w:vAlign w:val="center"/>
+            <w:hideMark/>
+          </w:tcPr>
+          <w:p>
+            <w:pPr>
+              <w:spacing w:after="0" w:line="375" w:lineRule="atLeast"/>
+              <w:rPr>
+                <w:rFonts w:ascii="Times New Roman" w:eastAsia="Times New Roman" w:hAnsi="Times New Roman" w:cs="Times New Roman"/>
+                <w:kern w:val="0"/>
+                <w:sz w:val="28"/>
+                <w:szCs w:val="28"/>
+                <w:lang/>
+                <w14:ligatures w14:val="none"/>
+              </w:rPr>
+            </w:pPr>
+            <w:r>
+              <w:rPr>
+                <w:rFonts w:ascii="Times New Roman" w:hAnsi="Times New Roman" w:eastAsia="Times New Roman" w:cs="Times New Roman"/>
+                <w:b w:val="0"/>
+                <w:i w:val="0"/>
+                <w:sz w:val="28"/>
+              </w:rPr>
+              <w:t>Проектирование архитектуры, модели данных и API; CI/CD и окружения в ЕС</w:t>
+            </w:r>
+          </w:p>
+        </w:tc>
+        <w:tc>
+          <w:tcPr>
+            <w:tcW w:w="2778" w:type="dxa"/>
+            <w:tcMar>
+              <w:top w:w="150" w:type="dxa"/>
+              <w:left w:w="240" w:type="dxa"/>
+              <w:bottom w:w="150" w:type="dxa"/>
+              <w:right w:w="0" w:type="dxa"/>
+            </w:tcMar>
+            <w:vAlign w:val="center"/>
+            <w:hideMark/>
+          </w:tcPr>
+          <w:p>
+            <w:pPr>
+              <w:spacing w:after="0" w:line="375" w:lineRule="atLeast"/>
+              <w:rPr>
+                <w:rFonts w:ascii="Times New Roman" w:eastAsia="Times New Roman" w:hAnsi="Times New Roman" w:cs="Times New Roman"/>
+                <w:kern w:val="0"/>
+                <w:sz w:val="28"/>
+                <w:szCs w:val="28"/>
+                <w:lang/>
+                <w14:ligatures w14:val="none"/>
+              </w:rPr>
+            </w:pPr>
+            <w:r>
+              <w:rPr>
+                <w:rFonts w:ascii="Times New Roman" w:hAnsi="Times New Roman" w:eastAsia="Times New Roman" w:cs="Times New Roman"/>
+                <w:b w:val="0"/>
+                <w:i w:val="0"/>
+                <w:sz w:val="28"/>
+              </w:rPr>
+              <w:t>01.11.2026 – 30.11.2026</w:t>
+            </w:r>
+          </w:p>
+        </w:tc>
+      </w:tr>
+      <w:tr>
+        <w:tc>
+          <w:tcPr>
+            <w:tcW w:w="907" w:type="dxa"/>
+            <w:tcMar>
+              <w:top w:w="150" w:type="dxa"/>
+              <w:left w:w="0" w:type="dxa"/>
+              <w:bottom w:w="150" w:type="dxa"/>
+              <w:right w:w="240" w:type="dxa"/>
+            </w:tcMar>
+            <w:vAlign w:val="center"/>
+            <w:hideMark/>
+          </w:tcPr>
+          <w:p>
+            <w:pPr>
+              <w:spacing w:after="0" w:line="375" w:lineRule="atLeast"/>
+              <w:rPr>
+                <w:rFonts w:ascii="Times New Roman" w:eastAsia="Times New Roman" w:hAnsi="Times New Roman" w:cs="Times New Roman"/>
+                <w:kern w:val="0"/>
+                <w:sz w:val="28"/>
+                <w:szCs w:val="28"/>
+                <w:lang/>
+                <w14:ligatures w14:val="none"/>
+              </w:rPr>
+            </w:pPr>
+            <w:r>
+              <w:rPr>
+                <w:rFonts w:ascii="Times New Roman" w:eastAsia="Times New Roman" w:hAnsi="Times New Roman" w:cs="Times New Roman"/>
+                <w:kern w:val="0"/>
+                <w:sz w:val="28"/>
+                <w:szCs w:val="28"/>
+                <w:lang/>
+                <w14:ligatures w14:val="none"/>
+              </w:rPr>
+              <w:t>4.0</w:t>
+            </w:r>
+          </w:p>
+        </w:tc>
+        <w:tc>
+          <w:tcPr>
+            <w:tcW w:w="5896" w:type="dxa"/>
+            <w:tcMar>
+              <w:top w:w="150" w:type="dxa"/>
+              <w:left w:w="240" w:type="dxa"/>
+              <w:bottom w:w="150" w:type="dxa"/>
+              <w:right w:w="240" w:type="dxa"/>
+            </w:tcMar>
+            <w:vAlign w:val="center"/>
+            <w:hideMark/>
+          </w:tcPr>
+          <w:p>
+            <w:pPr>
+              <w:spacing w:after="0" w:line="375" w:lineRule="atLeast"/>
+              <w:rPr>
+                <w:rFonts w:ascii="Times New Roman" w:eastAsia="Times New Roman" w:hAnsi="Times New Roman" w:cs="Times New Roman"/>
+                <w:kern w:val="0"/>
+                <w:sz w:val="28"/>
+                <w:szCs w:val="28"/>
+                <w:lang/>
+                <w14:ligatures w14:val="none"/>
+              </w:rPr>
+            </w:pPr>
+            <w:r>
+              <w:rPr>
+                <w:rFonts w:ascii="Times New Roman" w:hAnsi="Times New Roman" w:eastAsia="Times New Roman" w:cs="Times New Roman"/>
+                <w:b w:val="0"/>
+                <w:i w:val="0"/>
+                <w:sz w:val="28"/>
+              </w:rPr>
+              <w:t>UX/UI-дизайн в Figma и коридорные тесты</w:t>
+            </w:r>
+          </w:p>
+        </w:tc>
+        <w:tc>
+          <w:tcPr>
+            <w:tcW w:w="2778" w:type="dxa"/>
+            <w:tcMar>
+              <w:top w:w="150" w:type="dxa"/>
+              <w:left w:w="240" w:type="dxa"/>
+              <w:bottom w:w="150" w:type="dxa"/>
+              <w:right w:w="0" w:type="dxa"/>
+            </w:tcMar>
+            <w:vAlign w:val="center"/>
+            <w:hideMark/>
+          </w:tcPr>
+          <w:p>
+            <w:pPr>
+              <w:spacing w:after="0" w:line="375" w:lineRule="atLeast"/>
+              <w:rPr>
+                <w:rFonts w:ascii="Times New Roman" w:eastAsia="Times New Roman" w:hAnsi="Times New Roman" w:cs="Times New Roman"/>
+                <w:kern w:val="0"/>
+                <w:sz w:val="28"/>
+                <w:szCs w:val="28"/>
+                <w:lang/>
+                <w14:ligatures w14:val="none"/>
+              </w:rPr>
+            </w:pPr>
+            <w:r>
+              <w:rPr>
+                <w:rFonts w:ascii="Times New Roman" w:hAnsi="Times New Roman" w:eastAsia="Times New Roman" w:cs="Times New Roman"/>
+                <w:b w:val="0"/>
+                <w:i w:val="0"/>
+                <w:sz w:val="28"/>
+              </w:rPr>
+              <w:t>01.11.2026 – 30.11.2026</w:t>
+            </w:r>
+          </w:p>
+        </w:tc>
+      </w:tr>
+      <w:tr>
+        <w:tc>
+          <w:tcPr>
+            <w:tcW w:w="907" w:type="dxa"/>
+            <w:tcMar>
+              <w:top w:w="150" w:type="dxa"/>
+              <w:left w:w="0" w:type="dxa"/>
+              <w:bottom w:w="150" w:type="dxa"/>
+              <w:right w:w="240" w:type="dxa"/>
+            </w:tcMar>
+            <w:vAlign w:val="center"/>
+            <w:hideMark/>
+          </w:tcPr>
+          <w:p>
+            <w:pPr>
+              <w:spacing w:after="0" w:line="375" w:lineRule="atLeast"/>
+              <w:rPr>
+                <w:rFonts w:ascii="Times New Roman" w:eastAsia="Times New Roman" w:hAnsi="Times New Roman" w:cs="Times New Roman"/>
+                <w:kern w:val="0"/>
+                <w:sz w:val="28"/>
+                <w:szCs w:val="28"/>
+                <w:lang/>
+                <w14:ligatures w14:val="none"/>
+              </w:rPr>
+            </w:pPr>
+            <w:r>
+              <w:rPr>
+                <w:rFonts w:ascii="Times New Roman" w:eastAsia="Times New Roman" w:hAnsi="Times New Roman" w:cs="Times New Roman"/>
+                <w:kern w:val="0"/>
+                <w:sz w:val="28"/>
+                <w:szCs w:val="28"/>
+                <w:lang/>
+                <w14:ligatures w14:val="none"/>
+              </w:rPr>
+              <w:t>5.0</w:t>
+            </w:r>
+          </w:p>
+        </w:tc>
+        <w:tc>
+          <w:tcPr>
+            <w:tcW w:w="5896" w:type="dxa"/>
+            <w:tcMar>
+              <w:top w:w="150" w:type="dxa"/>
+              <w:left w:w="240" w:type="dxa"/>
+              <w:bottom w:w="150" w:type="dxa"/>
+              <w:right w:w="240" w:type="dxa"/>
+            </w:tcMar>
+            <w:vAlign w:val="center"/>
+            <w:hideMark/>
+          </w:tcPr>
+          <w:p>
+            <w:pPr>
+              <w:spacing w:after="0" w:line="375" w:lineRule="atLeast"/>
+              <w:rPr>
+                <w:rFonts w:ascii="Times New Roman" w:eastAsia="Times New Roman" w:hAnsi="Times New Roman" w:cs="Times New Roman"/>
+                <w:kern w:val="0"/>
+                <w:sz w:val="28"/>
+                <w:szCs w:val="28"/>
+                <w:lang/>
+                <w14:ligatures w14:val="none"/>
+              </w:rPr>
+            </w:pPr>
+            <w:r>
+              <w:rPr>
+                <w:rFonts w:ascii="Times New Roman" w:hAnsi="Times New Roman" w:eastAsia="Times New Roman" w:cs="Times New Roman"/>
+                <w:b w:val="0"/>
+                <w:i w:val="0"/>
+                <w:sz w:val="28"/>
+              </w:rPr>
+              <w:t>Сбор и разметка eval-набора (реальные, мутационные, чистые модели)</w:t>
+            </w:r>
+          </w:p>
+        </w:tc>
+        <w:tc>
+          <w:tcPr>
+            <w:tcW w:w="2778" w:type="dxa"/>
+            <w:tcMar>
+              <w:top w:w="150" w:type="dxa"/>
+              <w:left w:w="240" w:type="dxa"/>
+              <w:bottom w:w="150" w:type="dxa"/>
+              <w:right w:w="0" w:type="dxa"/>
+            </w:tcMar>
+            <w:vAlign w:val="center"/>
+            <w:hideMark/>
+          </w:tcPr>
+          <w:p>
+            <w:pPr>
+              <w:spacing w:after="0" w:line="375" w:lineRule="atLeast"/>
+              <w:rPr>
+                <w:rFonts w:ascii="Times New Roman" w:eastAsia="Times New Roman" w:hAnsi="Times New Roman" w:cs="Times New Roman"/>
+                <w:kern w:val="0"/>
+                <w:sz w:val="28"/>
+                <w:szCs w:val="28"/>
+                <w:lang/>
+                <w14:ligatures w14:val="none"/>
+              </w:rPr>
+            </w:pPr>
+            <w:r>
+              <w:rPr>
+                <w:rFonts w:ascii="Times New Roman" w:hAnsi="Times New Roman" w:eastAsia="Times New Roman" w:cs="Times New Roman"/>
+                <w:b w:val="0"/>
+                <w:i w:val="0"/>
+                <w:sz w:val="28"/>
+              </w:rPr>
+              <w:t>01.11.2026 – 31.12.2026</w:t>
+            </w:r>
+          </w:p>
+        </w:tc>
+      </w:tr>
+      <w:tr>
+        <w:tc>
+          <w:tcPr>
+            <w:tcW w:w="907" w:type="dxa"/>
+            <w:tcMar>
+              <w:top w:w="150" w:type="dxa"/>
+              <w:left w:w="0" w:type="dxa"/>
+              <w:bottom w:w="150" w:type="dxa"/>
+              <w:right w:w="240" w:type="dxa"/>
+            </w:tcMar>
+            <w:vAlign w:val="center"/>
+            <w:hideMark/>
+          </w:tcPr>
+          <w:p>
+            <w:pPr>
+              <w:spacing w:after="0" w:line="375" w:lineRule="atLeast"/>
+              <w:rPr>
+                <w:rFonts w:ascii="Times New Roman" w:eastAsia="Times New Roman" w:hAnsi="Times New Roman" w:cs="Times New Roman"/>
+                <w:kern w:val="0"/>
+                <w:sz w:val="28"/>
+                <w:szCs w:val="28"/>
+                <w:lang/>
+                <w14:ligatures w14:val="none"/>
+              </w:rPr>
+            </w:pPr>
+            <w:r>
+              <w:rPr>
+                <w:rFonts w:ascii="Times New Roman" w:eastAsia="Times New Roman" w:hAnsi="Times New Roman" w:cs="Times New Roman"/>
+                <w:kern w:val="0"/>
+                <w:sz w:val="28"/>
+                <w:szCs w:val="28"/>
+                <w:lang/>
+                <w14:ligatures w14:val="none"/>
+              </w:rPr>
+              <w:t>6.0</w:t>
+            </w:r>
+          </w:p>
+        </w:tc>
+        <w:tc>
+          <w:tcPr>
+            <w:tcW w:w="5896" w:type="dxa"/>
+            <w:tcMar>
+              <w:top w:w="150" w:type="dxa"/>
+              <w:left w:w="240" w:type="dxa"/>
+              <w:bottom w:w="150" w:type="dxa"/>
+              <w:right w:w="240" w:type="dxa"/>
+            </w:tcMar>
+            <w:vAlign w:val="center"/>
+            <w:hideMark/>
+          </w:tcPr>
+          <w:p>
+            <w:pPr>
+              <w:spacing w:after="0" w:line="375" w:lineRule="atLeast"/>
+              <w:rPr>
+                <w:rFonts w:ascii="Times New Roman" w:eastAsia="Times New Roman" w:hAnsi="Times New Roman" w:cs="Times New Roman"/>
+                <w:kern w:val="0"/>
+                <w:sz w:val="28"/>
+                <w:szCs w:val="28"/>
+                <w:lang/>
+                <w14:ligatures w14:val="none"/>
+              </w:rPr>
+            </w:pPr>
+            <w:r>
+              <w:rPr>
+                <w:rFonts w:ascii="Times New Roman" w:hAnsi="Times New Roman" w:eastAsia="Times New Roman" w:cs="Times New Roman"/>
+                <w:b w:val="0"/>
+                <w:i w:val="0"/>
+                <w:sz w:val="28"/>
+              </w:rPr>
+              <w:t>Разработка ядра верификации: парсер формул в AST, range graph, 15 правил</w:t>
+            </w:r>
+          </w:p>
+        </w:tc>
+        <w:tc>
+          <w:tcPr>
+            <w:tcW w:w="2778" w:type="dxa"/>
+            <w:tcMar>
+              <w:top w:w="150" w:type="dxa"/>
+              <w:left w:w="240" w:type="dxa"/>
+              <w:bottom w:w="150" w:type="dxa"/>
+              <w:right w:w="0" w:type="dxa"/>
+            </w:tcMar>
+            <w:vAlign w:val="center"/>
+            <w:hideMark/>
+          </w:tcPr>
+          <w:p>
+            <w:pPr>
+              <w:spacing w:after="0" w:line="375" w:lineRule="atLeast"/>
+              <w:rPr>
+                <w:rFonts w:ascii="Times New Roman" w:eastAsia="Times New Roman" w:hAnsi="Times New Roman" w:cs="Times New Roman"/>
+                <w:kern w:val="0"/>
+                <w:sz w:val="28"/>
+                <w:szCs w:val="28"/>
+                <w:lang/>
+                <w14:ligatures w14:val="none"/>
+              </w:rPr>
+            </w:pPr>
+            <w:r>
+              <w:rPr>
+                <w:rFonts w:ascii="Times New Roman" w:hAnsi="Times New Roman" w:eastAsia="Times New Roman" w:cs="Times New Roman"/>
+                <w:b w:val="0"/>
+                <w:i w:val="0"/>
+                <w:sz w:val="28"/>
+              </w:rPr>
+              <w:t>01.12.2026 – 28.02.2027</w:t>
+            </w:r>
+          </w:p>
+        </w:tc>
+      </w:tr>
+      <w:tr>
+        <w:tc>
+          <w:tcPr>
+            <w:tcW w:w="907" w:type="dxa"/>
+            <w:tcMar>
+              <w:top w:w="150" w:type="dxa"/>
+              <w:left w:w="0" w:type="dxa"/>
+              <w:bottom w:w="150" w:type="dxa"/>
+              <w:right w:w="240" w:type="dxa"/>
+            </w:tcMar>
+            <w:vAlign w:val="center"/>
+            <w:hideMark/>
+          </w:tcPr>
+          <w:p>
+            <w:pPr>
+              <w:spacing w:after="0" w:line="375" w:lineRule="atLeast"/>
+              <w:rPr>
+                <w:rFonts w:ascii="Times New Roman" w:eastAsia="Times New Roman" w:hAnsi="Times New Roman" w:cs="Times New Roman"/>
+                <w:kern w:val="0"/>
+                <w:sz w:val="28"/>
+                <w:szCs w:val="28"/>
+                <w:lang/>
+                <w14:ligatures w14:val="none"/>
+              </w:rPr>
+            </w:pPr>
+            <w:r>
+              <w:rPr>
+                <w:rFonts w:ascii="Times New Roman" w:eastAsia="Times New Roman" w:hAnsi="Times New Roman" w:cs="Times New Roman"/>
+                <w:kern w:val="0"/>
+                <w:sz w:val="28"/>
+                <w:szCs w:val="28"/>
+                <w:lang/>
+                <w14:ligatures w14:val="none"/>
+              </w:rPr>
+              <w:t>7.0</w:t>
+            </w:r>
+          </w:p>
+        </w:tc>
+        <w:tc>
+          <w:tcPr>
+            <w:tcW w:w="5896" w:type="dxa"/>
+            <w:tcMar>
+              <w:top w:w="150" w:type="dxa"/>
+              <w:left w:w="240" w:type="dxa"/>
+              <w:bottom w:w="150" w:type="dxa"/>
+              <w:right w:w="240" w:type="dxa"/>
+            </w:tcMar>
+            <w:vAlign w:val="center"/>
+            <w:hideMark/>
+          </w:tcPr>
+          <w:p>
+            <w:pPr>
+              <w:spacing w:after="0" w:line="375" w:lineRule="atLeast"/>
+              <w:rPr>
+                <w:rFonts w:ascii="Times New Roman" w:eastAsia="Times New Roman" w:hAnsi="Times New Roman" w:cs="Times New Roman"/>
+                <w:kern w:val="0"/>
+                <w:sz w:val="28"/>
+                <w:szCs w:val="28"/>
+                <w:lang/>
+                <w14:ligatures w14:val="none"/>
+              </w:rPr>
+            </w:pPr>
+            <w:r>
+              <w:rPr>
+                <w:rFonts w:ascii="Times New Roman" w:hAnsi="Times New Roman" w:eastAsia="Times New Roman" w:cs="Times New Roman"/>
+                <w:b w:val="0"/>
+                <w:i w:val="0"/>
+                <w:sz w:val="28"/>
+              </w:rPr>
+              <w:t>Разработка бэкенда веб-аудита: API, авторизация, загрузка, очереди</w:t>
+            </w:r>
+          </w:p>
+        </w:tc>
+        <w:tc>
+          <w:tcPr>
+            <w:tcW w:w="2778" w:type="dxa"/>
+            <w:tcMar>
+              <w:top w:w="150" w:type="dxa"/>
+              <w:left w:w="240" w:type="dxa"/>
+              <w:bottom w:w="150" w:type="dxa"/>
+              <w:right w:w="0" w:type="dxa"/>
+            </w:tcMar>
+            <w:vAlign w:val="center"/>
+            <w:hideMark/>
+          </w:tcPr>
+          <w:p>
+            <w:pPr>
+              <w:spacing w:after="0" w:line="375" w:lineRule="atLeast"/>
+              <w:rPr>
+                <w:rFonts w:ascii="Times New Roman" w:eastAsia="Times New Roman" w:hAnsi="Times New Roman" w:cs="Times New Roman"/>
+                <w:kern w:val="0"/>
+                <w:sz w:val="28"/>
+                <w:szCs w:val="28"/>
+                <w:lang/>
+                <w14:ligatures w14:val="none"/>
+              </w:rPr>
+            </w:pPr>
+            <w:r>
+              <w:rPr>
+                <w:rFonts w:ascii="Times New Roman" w:hAnsi="Times New Roman" w:eastAsia="Times New Roman" w:cs="Times New Roman"/>
+                <w:b w:val="0"/>
+                <w:i w:val="0"/>
+                <w:sz w:val="28"/>
+              </w:rPr>
+              <w:t>01.12.2026 – 31.01.2027</w:t>
+            </w:r>
+          </w:p>
+        </w:tc>
+      </w:tr>
+      <w:tr>
+        <w:tc>
+          <w:tcPr>
+            <w:tcW w:w="907" w:type="dxa"/>
+            <w:tcMar>
+              <w:top w:w="150" w:type="dxa"/>
+              <w:left w:w="0" w:type="dxa"/>
+              <w:bottom w:w="150" w:type="dxa"/>
+              <w:right w:w="240" w:type="dxa"/>
+            </w:tcMar>
+            <w:vAlign w:val="center"/>
+            <w:hideMark/>
+          </w:tcPr>
+          <w:p>
+            <w:pPr>
+              <w:spacing w:after="0" w:line="375" w:lineRule="atLeast"/>
+              <w:rPr>
+                <w:rFonts w:ascii="Times New Roman" w:eastAsia="Times New Roman" w:hAnsi="Times New Roman" w:cs="Times New Roman"/>
+                <w:kern w:val="0"/>
+                <w:sz w:val="28"/>
+                <w:szCs w:val="28"/>
+                <w:lang/>
+                <w14:ligatures w14:val="none"/>
+              </w:rPr>
+            </w:pPr>
+            <w:r>
+              <w:rPr>
+                <w:rFonts w:ascii="Times New Roman" w:eastAsia="Times New Roman" w:hAnsi="Times New Roman" w:cs="Times New Roman"/>
+                <w:kern w:val="0"/>
+                <w:sz w:val="28"/>
+                <w:szCs w:val="28"/>
+                <w:lang/>
+                <w14:ligatures w14:val="none"/>
+              </w:rPr>
+              <w:t>8.0</w:t>
+            </w:r>
+          </w:p>
+        </w:tc>
+        <w:tc>
+          <w:tcPr>
+            <w:tcW w:w="5896" w:type="dxa"/>
+            <w:tcMar>
+              <w:top w:w="150" w:type="dxa"/>
+              <w:left w:w="240" w:type="dxa"/>
+              <w:bottom w:w="150" w:type="dxa"/>
+              <w:right w:w="240" w:type="dxa"/>
+            </w:tcMar>
+            <w:vAlign w:val="center"/>
+            <w:hideMark/>
+          </w:tcPr>
+          <w:p>
+            <w:pPr>
+              <w:spacing w:after="0" w:line="375" w:lineRule="atLeast"/>
+              <w:rPr>
+                <w:rFonts w:ascii="Times New Roman" w:eastAsia="Times New Roman" w:hAnsi="Times New Roman" w:cs="Times New Roman"/>
+                <w:kern w:val="0"/>
+                <w:sz w:val="28"/>
+                <w:szCs w:val="28"/>
+                <w:lang/>
+                <w14:ligatures w14:val="none"/>
+              </w:rPr>
+            </w:pPr>
+            <w:r>
+              <w:rPr>
+                <w:rFonts w:ascii="Times New Roman" w:hAnsi="Times New Roman" w:eastAsia="Times New Roman" w:cs="Times New Roman"/>
+                <w:b w:val="0"/>
+                <w:i w:val="0"/>
+                <w:sz w:val="28"/>
+              </w:rPr>
+              <w:t>Разработка фронтенда веб-аудита и лендинга</w:t>
+            </w:r>
+          </w:p>
+        </w:tc>
+        <w:tc>
+          <w:tcPr>
+            <w:tcW w:w="2778" w:type="dxa"/>
+            <w:tcMar>
+              <w:top w:w="150" w:type="dxa"/>
+              <w:left w:w="240" w:type="dxa"/>
+              <w:bottom w:w="150" w:type="dxa"/>
+              <w:right w:w="0" w:type="dxa"/>
+            </w:tcMar>
+            <w:vAlign w:val="center"/>
+            <w:hideMark/>
+          </w:tcPr>
+          <w:p>
+            <w:pPr>
+              <w:spacing w:after="0" w:line="375" w:lineRule="atLeast"/>
+              <w:rPr>
+                <w:rFonts w:ascii="Times New Roman" w:eastAsia="Times New Roman" w:hAnsi="Times New Roman" w:cs="Times New Roman"/>
+                <w:kern w:val="0"/>
+                <w:sz w:val="28"/>
+                <w:szCs w:val="28"/>
+                <w:lang/>
+                <w14:ligatures w14:val="none"/>
+              </w:rPr>
+            </w:pPr>
+            <w:r>
+              <w:rPr>
+                <w:rFonts w:ascii="Times New Roman" w:hAnsi="Times New Roman" w:eastAsia="Times New Roman" w:cs="Times New Roman"/>
+                <w:b w:val="0"/>
+                <w:i w:val="0"/>
+                <w:sz w:val="28"/>
+              </w:rPr>
+              <w:t>01.12.2026 – 31.01.2027</w:t>
+            </w:r>
+          </w:p>
+        </w:tc>
+      </w:tr>
+      <w:tr>
+        <w:tc>
+          <w:tcPr>
+            <w:tcW w:w="907" w:type="dxa"/>
+            <w:tcMar>
+              <w:top w:w="150" w:type="dxa"/>
+              <w:left w:w="0" w:type="dxa"/>
+              <w:bottom w:w="150" w:type="dxa"/>
+              <w:right w:w="240" w:type="dxa"/>
+            </w:tcMar>
+            <w:vAlign w:val="center"/>
+            <w:hideMark/>
+          </w:tcPr>
+          <w:p>
+            <w:pPr>
+              <w:spacing w:after="0" w:line="375" w:lineRule="atLeast"/>
+              <w:rPr>
+                <w:rFonts w:ascii="Times New Roman" w:eastAsia="Times New Roman" w:hAnsi="Times New Roman" w:cs="Times New Roman"/>
+                <w:kern w:val="0"/>
+                <w:sz w:val="28"/>
+                <w:szCs w:val="28"/>
+                <w:lang/>
+                <w14:ligatures w14:val="none"/>
+              </w:rPr>
+            </w:pPr>
+            <w:r>
+              <w:rPr>
+                <w:rFonts w:ascii="Times New Roman" w:eastAsia="Times New Roman" w:hAnsi="Times New Roman" w:cs="Times New Roman"/>
+                <w:kern w:val="0"/>
+                <w:sz w:val="28"/>
+                <w:szCs w:val="28"/>
+                <w:lang/>
+                <w14:ligatures w14:val="none"/>
+              </w:rPr>
+              <w:t>9.0</w:t>
+            </w:r>
+          </w:p>
+        </w:tc>
+        <w:tc>
+          <w:tcPr>
+            <w:tcW w:w="5896" w:type="dxa"/>
+            <w:tcMar>
+              <w:top w:w="150" w:type="dxa"/>
+              <w:left w:w="240" w:type="dxa"/>
+              <w:bottom w:w="150" w:type="dxa"/>
+              <w:right w:w="240" w:type="dxa"/>
+            </w:tcMar>
+            <w:vAlign w:val="center"/>
+            <w:hideMark/>
+          </w:tcPr>
+          <w:p>
+            <w:pPr>
+              <w:spacing w:after="0" w:line="375" w:lineRule="atLeast"/>
+              <w:rPr>
+                <w:rFonts w:ascii="Times New Roman" w:eastAsia="Times New Roman" w:hAnsi="Times New Roman" w:cs="Times New Roman"/>
+                <w:kern w:val="0"/>
+                <w:sz w:val="28"/>
+                <w:szCs w:val="28"/>
+                <w:lang/>
+                <w14:ligatures w14:val="none"/>
+              </w:rPr>
+            </w:pPr>
+            <w:r>
+              <w:rPr>
+                <w:rFonts w:ascii="Times New Roman" w:hAnsi="Times New Roman" w:eastAsia="Times New Roman" w:cs="Times New Roman"/>
+                <w:b w:val="0"/>
+                <w:i w:val="0"/>
+                <w:sz w:val="28"/>
+              </w:rPr>
+              <w:t>Интеграция, тестирование и релиз MVP веб-аудита (закрытая бета)</w:t>
+            </w:r>
+          </w:p>
+        </w:tc>
+        <w:tc>
+          <w:tcPr>
+            <w:tcW w:w="2778" w:type="dxa"/>
+            <w:tcMar>
+              <w:top w:w="150" w:type="dxa"/>
+              <w:left w:w="240" w:type="dxa"/>
+              <w:bottom w:w="150" w:type="dxa"/>
+              <w:right w:w="0" w:type="dxa"/>
+            </w:tcMar>
+            <w:vAlign w:val="center"/>
+            <w:hideMark/>
+          </w:tcPr>
+          <w:p>
+            <w:pPr>
+              <w:spacing w:after="0" w:line="375" w:lineRule="atLeast"/>
+              <w:rPr>
+                <w:rFonts w:ascii="Times New Roman" w:eastAsia="Times New Roman" w:hAnsi="Times New Roman" w:cs="Times New Roman"/>
+                <w:kern w:val="0"/>
+                <w:sz w:val="28"/>
+                <w:szCs w:val="28"/>
+                <w:lang/>
+                <w14:ligatures w14:val="none"/>
+              </w:rPr>
+            </w:pPr>
+            <w:r>
+              <w:rPr>
+                <w:rFonts w:ascii="Times New Roman" w:hAnsi="Times New Roman" w:eastAsia="Times New Roman" w:cs="Times New Roman"/>
+                <w:b w:val="0"/>
+                <w:i w:val="0"/>
+                <w:sz w:val="28"/>
+              </w:rPr>
+              <w:t>01.03.2027 – 31.03.2027</w:t>
+            </w:r>
+          </w:p>
+        </w:tc>
+      </w:tr>
+      <w:tr>
+        <w:tc>
+          <w:tcPr>
+            <w:tcW w:w="907" w:type="dxa"/>
+            <w:tcMar>
+              <w:top w:w="150" w:type="dxa"/>
+              <w:left w:w="0" w:type="dxa"/>
+              <w:bottom w:w="150" w:type="dxa"/>
+              <w:right w:w="240" w:type="dxa"/>
+            </w:tcMar>
+            <w:vAlign w:val="center"/>
+            <w:hideMark/>
+          </w:tcPr>
+          <w:p>
+            <w:pPr>
+              <w:spacing w:after="0" w:line="375" w:lineRule="atLeast"/>
+              <w:rPr>
+                <w:rFonts w:ascii="Times New Roman" w:eastAsia="Times New Roman" w:hAnsi="Times New Roman" w:cs="Times New Roman"/>
+                <w:kern w:val="0"/>
+                <w:sz w:val="28"/>
+                <w:szCs w:val="28"/>
+                <w:lang/>
+                <w14:ligatures w14:val="none"/>
+              </w:rPr>
+            </w:pPr>
+            <w:r>
+              <w:rPr>
+                <w:rFonts w:ascii="Times New Roman" w:eastAsia="Times New Roman" w:hAnsi="Times New Roman" w:cs="Times New Roman"/>
+                <w:kern w:val="0"/>
+                <w:sz w:val="28"/>
+                <w:szCs w:val="28"/>
+                <w:lang/>
+                <w14:ligatures w14:val="none"/>
+              </w:rPr>
+              <w:t>10.0</w:t>
+            </w:r>
+          </w:p>
+        </w:tc>
+        <w:tc>
+          <w:tcPr>
+            <w:tcW w:w="5896" w:type="dxa"/>
+            <w:tcMar>
+              <w:top w:w="150" w:type="dxa"/>
+              <w:left w:w="240" w:type="dxa"/>
+              <w:bottom w:w="150" w:type="dxa"/>
+              <w:right w:w="240" w:type="dxa"/>
+            </w:tcMar>
+            <w:vAlign w:val="center"/>
+            <w:hideMark/>
+          </w:tcPr>
+          <w:p>
+            <w:pPr>
+              <w:spacing w:after="0" w:line="375" w:lineRule="atLeast"/>
+              <w:rPr>
+                <w:rFonts w:ascii="Times New Roman" w:eastAsia="Times New Roman" w:hAnsi="Times New Roman" w:cs="Times New Roman"/>
+                <w:kern w:val="0"/>
+                <w:sz w:val="28"/>
+                <w:szCs w:val="28"/>
+                <w:lang/>
+                <w14:ligatures w14:val="none"/>
+              </w:rPr>
+            </w:pPr>
+            <w:r>
+              <w:rPr>
+                <w:rFonts w:ascii="Times New Roman" w:hAnsi="Times New Roman" w:eastAsia="Times New Roman" w:cs="Times New Roman"/>
+                <w:b w:val="0"/>
+                <w:i w:val="0"/>
+                <w:sz w:val="28"/>
+              </w:rPr>
+              <w:t>AI-слой: LLM gateway, объяснения, исправления через DSL, сверка текста</w:t>
+            </w:r>
+          </w:p>
+        </w:tc>
+        <w:tc>
+          <w:tcPr>
+            <w:tcW w:w="2778" w:type="dxa"/>
+            <w:tcMar>
+              <w:top w:w="150" w:type="dxa"/>
+              <w:left w:w="240" w:type="dxa"/>
+              <w:bottom w:w="150" w:type="dxa"/>
+              <w:right w:w="0" w:type="dxa"/>
+            </w:tcMar>
+            <w:vAlign w:val="center"/>
+            <w:hideMark/>
+          </w:tcPr>
+          <w:p>
+            <w:pPr>
+              <w:spacing w:after="0" w:line="375" w:lineRule="atLeast"/>
+              <w:rPr>
+                <w:rFonts w:ascii="Times New Roman" w:eastAsia="Times New Roman" w:hAnsi="Times New Roman" w:cs="Times New Roman"/>
+                <w:kern w:val="0"/>
+                <w:sz w:val="28"/>
+                <w:szCs w:val="28"/>
+                <w:lang/>
+                <w14:ligatures w14:val="none"/>
+              </w:rPr>
+            </w:pPr>
+            <w:r>
+              <w:rPr>
+                <w:rFonts w:ascii="Times New Roman" w:hAnsi="Times New Roman" w:eastAsia="Times New Roman" w:cs="Times New Roman"/>
+                <w:b w:val="0"/>
+                <w:i w:val="0"/>
+                <w:sz w:val="28"/>
+              </w:rPr>
+              <w:t>01.04.2027 – 31.05.2027</w:t>
+            </w:r>
+          </w:p>
+        </w:tc>
+      </w:tr>
+      <w:tr>
+        <w:tc>
+          <w:tcPr>
+            <w:tcW w:w="907" w:type="dxa"/>
+            <w:tcMar>
+              <w:top w:w="150" w:type="dxa"/>
+              <w:left w:w="0" w:type="dxa"/>
+              <w:bottom w:w="150" w:type="dxa"/>
+              <w:right w:w="240" w:type="dxa"/>
+            </w:tcMar>
+            <w:vAlign w:val="center"/>
+            <w:hideMark/>
+          </w:tcPr>
+          <w:p>
+            <w:pPr>
+              <w:spacing w:after="0" w:line="375" w:lineRule="atLeast"/>
+              <w:rPr>
+                <w:rFonts w:ascii="Times New Roman" w:eastAsia="Times New Roman" w:hAnsi="Times New Roman" w:cs="Times New Roman"/>
+                <w:kern w:val="0"/>
+                <w:sz w:val="28"/>
+                <w:szCs w:val="28"/>
+                <w:lang/>
+                <w14:ligatures w14:val="none"/>
+              </w:rPr>
+            </w:pPr>
+            <w:r>
+              <w:rPr>
+                <w:rFonts w:ascii="Times New Roman" w:eastAsia="Times New Roman" w:hAnsi="Times New Roman" w:cs="Times New Roman"/>
+                <w:kern w:val="0"/>
+                <w:sz w:val="28"/>
+                <w:szCs w:val="28"/>
+                <w:lang/>
+                <w14:ligatures w14:val="none"/>
+              </w:rPr>
+              <w:t>11.0</w:t>
+            </w:r>
+          </w:p>
+        </w:tc>
+        <w:tc>
+          <w:tcPr>
+            <w:tcW w:w="5896" w:type="dxa"/>
+            <w:tcMar>
+              <w:top w:w="150" w:type="dxa"/>
+              <w:left w:w="240" w:type="dxa"/>
+              <w:bottom w:w="150" w:type="dxa"/>
+              <w:right w:w="240" w:type="dxa"/>
+            </w:tcMar>
+            <w:vAlign w:val="center"/>
+            <w:hideMark/>
+          </w:tcPr>
+          <w:p>
+            <w:pPr>
+              <w:spacing w:after="0" w:line="375" w:lineRule="atLeast"/>
+              <w:rPr>
+                <w:rFonts w:ascii="Times New Roman" w:eastAsia="Times New Roman" w:hAnsi="Times New Roman" w:cs="Times New Roman"/>
+                <w:kern w:val="0"/>
+                <w:sz w:val="28"/>
+                <w:szCs w:val="28"/>
+                <w:lang/>
+                <w14:ligatures w14:val="none"/>
+              </w:rPr>
+            </w:pPr>
+            <w:r>
+              <w:rPr>
+                <w:rFonts w:ascii="Times New Roman" w:hAnsi="Times New Roman" w:eastAsia="Times New Roman" w:cs="Times New Roman"/>
+                <w:b w:val="0"/>
+                <w:i w:val="0"/>
+                <w:sz w:val="28"/>
+              </w:rPr>
+              <w:t>Монетизация: тарифы, Stripe, личный кабинет</w:t>
+            </w:r>
+          </w:p>
+        </w:tc>
+        <w:tc>
+          <w:tcPr>
+            <w:tcW w:w="2778" w:type="dxa"/>
+            <w:tcMar>
+              <w:top w:w="150" w:type="dxa"/>
+              <w:left w:w="240" w:type="dxa"/>
+              <w:bottom w:w="150" w:type="dxa"/>
+              <w:right w:w="0" w:type="dxa"/>
+            </w:tcMar>
+            <w:vAlign w:val="center"/>
+            <w:hideMark/>
+          </w:tcPr>
+          <w:p>
+            <w:pPr>
+              <w:spacing w:after="0" w:line="375" w:lineRule="atLeast"/>
+              <w:rPr>
+                <w:rFonts w:ascii="Times New Roman" w:eastAsia="Times New Roman" w:hAnsi="Times New Roman" w:cs="Times New Roman"/>
+                <w:kern w:val="0"/>
+                <w:sz w:val="28"/>
+                <w:szCs w:val="28"/>
+                <w:lang/>
+                <w14:ligatures w14:val="none"/>
+              </w:rPr>
+            </w:pPr>
+            <w:r>
+              <w:rPr>
+                <w:rFonts w:ascii="Times New Roman" w:hAnsi="Times New Roman" w:eastAsia="Times New Roman" w:cs="Times New Roman"/>
+                <w:b w:val="0"/>
+                <w:i w:val="0"/>
+                <w:sz w:val="28"/>
+              </w:rPr>
+              <w:t>01.04.2027 – 30.04.2027</w:t>
+            </w:r>
+          </w:p>
+        </w:tc>
+      </w:tr>
+      <w:tr>
+        <w:tc>
+          <w:tcPr>
+            <w:tcW w:w="907" w:type="dxa"/>
+            <w:tcMar>
+              <w:top w:w="150" w:type="dxa"/>
+              <w:left w:w="0" w:type="dxa"/>
+              <w:bottom w:w="150" w:type="dxa"/>
+              <w:right w:w="240" w:type="dxa"/>
+            </w:tcMar>
+            <w:vAlign w:val="center"/>
+            <w:hideMark/>
+          </w:tcPr>
+          <w:p>
+            <w:pPr>
+              <w:spacing w:after="0" w:line="375" w:lineRule="atLeast"/>
+              <w:rPr>
+                <w:rFonts w:ascii="Times New Roman" w:eastAsia="Times New Roman" w:hAnsi="Times New Roman" w:cs="Times New Roman"/>
+                <w:kern w:val="0"/>
+                <w:sz w:val="28"/>
+                <w:szCs w:val="28"/>
+                <w:lang/>
+                <w14:ligatures w14:val="none"/>
+              </w:rPr>
+            </w:pPr>
+            <w:r>
+              <w:rPr>
+                <w:rFonts w:ascii="Times New Roman" w:eastAsia="Times New Roman" w:hAnsi="Times New Roman" w:cs="Times New Roman"/>
+                <w:kern w:val="0"/>
+                <w:sz w:val="28"/>
+                <w:szCs w:val="28"/>
+                <w:lang/>
+                <w14:ligatures w14:val="none"/>
+              </w:rPr>
+              <w:t>12.0</w:t>
+            </w:r>
+          </w:p>
+        </w:tc>
+        <w:tc>
+          <w:tcPr>
+            <w:tcW w:w="5896" w:type="dxa"/>
+            <w:tcMar>
+              <w:top w:w="150" w:type="dxa"/>
+              <w:left w:w="240" w:type="dxa"/>
+              <w:bottom w:w="150" w:type="dxa"/>
+              <w:right w:w="240" w:type="dxa"/>
+            </w:tcMar>
+            <w:vAlign w:val="center"/>
+            <w:hideMark/>
+          </w:tcPr>
+          <w:p>
+            <w:pPr>
+              <w:spacing w:after="0" w:line="375" w:lineRule="atLeast"/>
+              <w:rPr>
+                <w:rFonts w:ascii="Times New Roman" w:eastAsia="Times New Roman" w:hAnsi="Times New Roman" w:cs="Times New Roman"/>
+                <w:kern w:val="0"/>
+                <w:sz w:val="28"/>
+                <w:szCs w:val="28"/>
+                <w:lang/>
+                <w14:ligatures w14:val="none"/>
+              </w:rPr>
+            </w:pPr>
+            <w:r>
+              <w:rPr>
+                <w:rFonts w:ascii="Times New Roman" w:hAnsi="Times New Roman" w:eastAsia="Times New Roman" w:cs="Times New Roman"/>
+                <w:b w:val="0"/>
+                <w:i w:val="0"/>
+                <w:sz w:val="28"/>
+              </w:rPr>
+              <w:t>Надстройка Excel: проверка при правке и панель находок</w:t>
+            </w:r>
+          </w:p>
+        </w:tc>
+        <w:tc>
+          <w:tcPr>
+            <w:tcW w:w="2778" w:type="dxa"/>
+            <w:tcMar>
+              <w:top w:w="150" w:type="dxa"/>
+              <w:left w:w="240" w:type="dxa"/>
+              <w:bottom w:w="150" w:type="dxa"/>
+              <w:right w:w="0" w:type="dxa"/>
+            </w:tcMar>
+            <w:vAlign w:val="center"/>
+            <w:hideMark/>
+          </w:tcPr>
+          <w:p>
+            <w:pPr>
+              <w:spacing w:after="0" w:line="375" w:lineRule="atLeast"/>
+              <w:rPr>
+                <w:rFonts w:ascii="Times New Roman" w:eastAsia="Times New Roman" w:hAnsi="Times New Roman" w:cs="Times New Roman"/>
+                <w:kern w:val="0"/>
+                <w:sz w:val="28"/>
+                <w:szCs w:val="28"/>
+                <w:lang/>
+                <w14:ligatures w14:val="none"/>
+              </w:rPr>
+            </w:pPr>
+            <w:r>
+              <w:rPr>
+                <w:rFonts w:ascii="Times New Roman" w:hAnsi="Times New Roman" w:eastAsia="Times New Roman" w:cs="Times New Roman"/>
+                <w:b w:val="0"/>
+                <w:i w:val="0"/>
+                <w:sz w:val="28"/>
+              </w:rPr>
+              <w:t>01.04.2027 – 30.06.2027</w:t>
+            </w:r>
+          </w:p>
+        </w:tc>
+      </w:tr>
+      <w:tr>
+        <w:tc>
+          <w:tcPr>
+            <w:tcW w:w="907" w:type="dxa"/>
+            <w:tcMar>
+              <w:top w:w="150" w:type="dxa"/>
+              <w:left w:w="0" w:type="dxa"/>
+              <w:bottom w:w="150" w:type="dxa"/>
+              <w:right w:w="240" w:type="dxa"/>
+            </w:tcMar>
+            <w:vAlign w:val="center"/>
+            <w:hideMark/>
+          </w:tcPr>
+          <w:p>
+            <w:pPr>
+              <w:spacing w:after="0" w:line="375" w:lineRule="atLeast"/>
+              <w:rPr>
+                <w:rFonts w:ascii="Times New Roman" w:eastAsia="Times New Roman" w:hAnsi="Times New Roman" w:cs="Times New Roman"/>
+                <w:kern w:val="0"/>
+                <w:sz w:val="28"/>
+                <w:szCs w:val="28"/>
+                <w:lang/>
+                <w14:ligatures w14:val="none"/>
+              </w:rPr>
+            </w:pPr>
+            <w:r>
+              <w:rPr>
+                <w:rFonts w:ascii="Times New Roman" w:eastAsia="Times New Roman" w:hAnsi="Times New Roman" w:cs="Times New Roman"/>
+                <w:kern w:val="0"/>
+                <w:sz w:val="28"/>
+                <w:szCs w:val="28"/>
+                <w:lang/>
+                <w14:ligatures w14:val="none"/>
+              </w:rPr>
+              <w:t>13.0</w:t>
+            </w:r>
+          </w:p>
+        </w:tc>
+        <w:tc>
+          <w:tcPr>
+            <w:tcW w:w="5896" w:type="dxa"/>
+            <w:tcMar>
+              <w:top w:w="150" w:type="dxa"/>
+              <w:left w:w="240" w:type="dxa"/>
+              <w:bottom w:w="150" w:type="dxa"/>
+              <w:right w:w="240" w:type="dxa"/>
+            </w:tcMar>
+            <w:vAlign w:val="center"/>
+            <w:hideMark/>
+          </w:tcPr>
+          <w:p>
+            <w:pPr>
+              <w:spacing w:after="0" w:line="375" w:lineRule="atLeast"/>
+              <w:rPr>
+                <w:rFonts w:ascii="Times New Roman" w:eastAsia="Times New Roman" w:hAnsi="Times New Roman" w:cs="Times New Roman"/>
+                <w:kern w:val="0"/>
+                <w:sz w:val="28"/>
+                <w:szCs w:val="28"/>
+                <w:lang/>
+                <w14:ligatures w14:val="none"/>
+              </w:rPr>
+            </w:pPr>
+            <w:r>
+              <w:rPr>
+                <w:rFonts w:ascii="Times New Roman" w:hAnsi="Times New Roman" w:eastAsia="Times New Roman" w:cs="Times New Roman"/>
+                <w:b w:val="0"/>
+                <w:i w:val="0"/>
+                <w:sz w:val="28"/>
+              </w:rPr>
+              <w:t>Бета-тестирование v1 с 50 пилотными пользователями и доработка</w:t>
+            </w:r>
+          </w:p>
+        </w:tc>
+        <w:tc>
+          <w:tcPr>
+            <w:tcW w:w="2778" w:type="dxa"/>
+            <w:tcMar>
+              <w:top w:w="150" w:type="dxa"/>
+              <w:left w:w="240" w:type="dxa"/>
+              <w:bottom w:w="150" w:type="dxa"/>
+              <w:right w:w="0" w:type="dxa"/>
+            </w:tcMar>
+            <w:vAlign w:val="center"/>
+            <w:hideMark/>
+          </w:tcPr>
+          <w:p>
+            <w:pPr>
+              <w:spacing w:after="0" w:line="375" w:lineRule="atLeast"/>
+              <w:rPr>
+                <w:rFonts w:ascii="Times New Roman" w:eastAsia="Times New Roman" w:hAnsi="Times New Roman" w:cs="Times New Roman"/>
+                <w:kern w:val="0"/>
+                <w:sz w:val="28"/>
+                <w:szCs w:val="28"/>
+                <w:lang/>
+                <w14:ligatures w14:val="none"/>
+              </w:rPr>
+            </w:pPr>
+            <w:r>
+              <w:rPr>
+                <w:rFonts w:ascii="Times New Roman" w:hAnsi="Times New Roman" w:eastAsia="Times New Roman" w:cs="Times New Roman"/>
+                <w:b w:val="0"/>
+                <w:i w:val="0"/>
+                <w:sz w:val="28"/>
+              </w:rPr>
+              <w:t>01.07.2027 – 31.07.2027</w:t>
+            </w:r>
+          </w:p>
+        </w:tc>
+      </w:tr>
+      <w:tr>
+        <w:tc>
+          <w:tcPr>
+            <w:tcW w:w="907" w:type="dxa"/>
+            <w:tcMar>
+              <w:top w:w="150" w:type="dxa"/>
+              <w:left w:w="0" w:type="dxa"/>
+              <w:bottom w:w="150" w:type="dxa"/>
+              <w:right w:w="240" w:type="dxa"/>
+            </w:tcMar>
+            <w:vAlign w:val="center"/>
+            <w:hideMark/>
+          </w:tcPr>
+          <w:p>
+            <w:pPr>
+              <w:spacing w:after="0" w:line="375" w:lineRule="atLeast"/>
+              <w:rPr>
+                <w:rFonts w:ascii="Times New Roman" w:eastAsia="Times New Roman" w:hAnsi="Times New Roman" w:cs="Times New Roman"/>
+                <w:kern w:val="0"/>
+                <w:sz w:val="28"/>
+                <w:szCs w:val="28"/>
+                <w:lang/>
+                <w14:ligatures w14:val="none"/>
+              </w:rPr>
+            </w:pPr>
+            <w:r>
+              <w:rPr>
+                <w:rFonts w:ascii="Times New Roman" w:eastAsia="Times New Roman" w:hAnsi="Times New Roman" w:cs="Times New Roman"/>
+                <w:kern w:val="0"/>
+                <w:sz w:val="28"/>
+                <w:szCs w:val="28"/>
+                <w:lang/>
+                <w14:ligatures w14:val="none"/>
+              </w:rPr>
+              <w:t>14.0</w:t>
+            </w:r>
+          </w:p>
+        </w:tc>
+        <w:tc>
+          <w:tcPr>
+            <w:tcW w:w="5896" w:type="dxa"/>
+            <w:tcMar>
+              <w:top w:w="150" w:type="dxa"/>
+              <w:left w:w="240" w:type="dxa"/>
+              <w:bottom w:w="150" w:type="dxa"/>
+              <w:right w:w="240" w:type="dxa"/>
+            </w:tcMar>
+            <w:vAlign w:val="center"/>
+            <w:hideMark/>
+          </w:tcPr>
+          <w:p>
+            <w:pPr>
+              <w:spacing w:after="0" w:line="375" w:lineRule="atLeast"/>
+              <w:rPr>
+                <w:rFonts w:ascii="Times New Roman" w:eastAsia="Times New Roman" w:hAnsi="Times New Roman" w:cs="Times New Roman"/>
+                <w:kern w:val="0"/>
+                <w:sz w:val="28"/>
+                <w:szCs w:val="28"/>
+                <w:lang/>
+                <w14:ligatures w14:val="none"/>
+              </w:rPr>
+            </w:pPr>
+            <w:r>
+              <w:rPr>
+                <w:rFonts w:ascii="Times New Roman" w:hAnsi="Times New Roman" w:eastAsia="Times New Roman" w:cs="Times New Roman"/>
+                <w:b w:val="0"/>
+                <w:i w:val="0"/>
+                <w:sz w:val="28"/>
+              </w:rPr>
+              <w:t>Комплексное тестирование: AI-eval, безопасность (OWASP), нагрузка</w:t>
+            </w:r>
+          </w:p>
+        </w:tc>
+        <w:tc>
+          <w:tcPr>
+            <w:tcW w:w="2778" w:type="dxa"/>
+            <w:tcMar>
+              <w:top w:w="150" w:type="dxa"/>
+              <w:left w:w="240" w:type="dxa"/>
+              <w:bottom w:w="150" w:type="dxa"/>
+              <w:right w:w="0" w:type="dxa"/>
+            </w:tcMar>
+            <w:vAlign w:val="center"/>
+            <w:hideMark/>
+          </w:tcPr>
+          <w:p>
+            <w:pPr>
+              <w:spacing w:after="0" w:line="375" w:lineRule="atLeast"/>
+              <w:rPr>
+                <w:rFonts w:ascii="Times New Roman" w:eastAsia="Times New Roman" w:hAnsi="Times New Roman" w:cs="Times New Roman"/>
+                <w:kern w:val="0"/>
+                <w:sz w:val="28"/>
+                <w:szCs w:val="28"/>
+                <w:lang/>
+                <w14:ligatures w14:val="none"/>
+              </w:rPr>
+            </w:pPr>
+            <w:r>
+              <w:rPr>
+                <w:rFonts w:ascii="Times New Roman" w:hAnsi="Times New Roman" w:eastAsia="Times New Roman" w:cs="Times New Roman"/>
+                <w:b w:val="0"/>
+                <w:i w:val="0"/>
+                <w:sz w:val="28"/>
+              </w:rPr>
+              <w:t>01.08.2027 – 31.08.2027</w:t>
+            </w:r>
+          </w:p>
+        </w:tc>
+      </w:tr>
+      <w:tr>
+        <w:tc>
+          <w:tcPr>
+            <w:tcW w:w="907" w:type="dxa"/>
+            <w:tcMar>
+              <w:top w:w="150" w:type="dxa"/>
+              <w:left w:w="0" w:type="dxa"/>
+              <w:bottom w:w="150" w:type="dxa"/>
+              <w:right w:w="240" w:type="dxa"/>
+            </w:tcMar>
+            <w:vAlign w:val="center"/>
+            <w:hideMark/>
+          </w:tcPr>
+          <w:p>
+            <w:pPr>
+              <w:spacing w:after="0" w:line="375" w:lineRule="atLeast"/>
+              <w:rPr>
+                <w:rFonts w:ascii="Times New Roman" w:eastAsia="Times New Roman" w:hAnsi="Times New Roman" w:cs="Times New Roman"/>
+                <w:kern w:val="0"/>
+                <w:sz w:val="28"/>
+                <w:szCs w:val="28"/>
+                <w:lang/>
+                <w14:ligatures w14:val="none"/>
+              </w:rPr>
+            </w:pPr>
+            <w:r>
+              <w:rPr>
+                <w:rFonts w:ascii="Times New Roman" w:eastAsia="Times New Roman" w:hAnsi="Times New Roman" w:cs="Times New Roman"/>
+                <w:kern w:val="0"/>
+                <w:sz w:val="28"/>
+                <w:szCs w:val="28"/>
+                <w:lang/>
+                <w14:ligatures w14:val="none"/>
+              </w:rPr>
+              <w:t>15.0</w:t>
+            </w:r>
+          </w:p>
+        </w:tc>
+        <w:tc>
+          <w:tcPr>
+            <w:tcW w:w="5896" w:type="dxa"/>
+            <w:tcMar>
+              <w:top w:w="150" w:type="dxa"/>
+              <w:left w:w="240" w:type="dxa"/>
+              <w:bottom w:w="150" w:type="dxa"/>
+              <w:right w:w="240" w:type="dxa"/>
+            </w:tcMar>
+            <w:vAlign w:val="center"/>
+            <w:hideMark/>
+          </w:tcPr>
+          <w:p>
+            <w:pPr>
+              <w:spacing w:after="0" w:line="375" w:lineRule="atLeast"/>
+              <w:rPr>
+                <w:rFonts w:ascii="Times New Roman" w:eastAsia="Times New Roman" w:hAnsi="Times New Roman" w:cs="Times New Roman"/>
+                <w:kern w:val="0"/>
+                <w:sz w:val="28"/>
+                <w:szCs w:val="28"/>
+                <w:lang/>
+                <w14:ligatures w14:val="none"/>
+              </w:rPr>
+            </w:pPr>
+            <w:r>
+              <w:rPr>
+                <w:rFonts w:ascii="Times New Roman" w:hAnsi="Times New Roman" w:eastAsia="Times New Roman" w:cs="Times New Roman"/>
+                <w:b w:val="0"/>
+                <w:i w:val="0"/>
+                <w:sz w:val="28"/>
+              </w:rPr>
+              <w:t>Публикация в AppSource, публичный запуск и закрытие проекта</w:t>
+            </w:r>
+          </w:p>
+        </w:tc>
+        <w:tc>
+          <w:tcPr>
+            <w:tcW w:w="2778" w:type="dxa"/>
+            <w:tcMar>
+              <w:top w:w="150" w:type="dxa"/>
+              <w:left w:w="240" w:type="dxa"/>
+              <w:bottom w:w="150" w:type="dxa"/>
+              <w:right w:w="0" w:type="dxa"/>
+            </w:tcMar>
+            <w:vAlign w:val="center"/>
+            <w:hideMark/>
+          </w:tcPr>
+          <w:p>
+            <w:pPr>
+              <w:spacing w:after="0" w:line="375" w:lineRule="atLeast"/>
+              <w:rPr>
+                <w:rFonts w:ascii="Times New Roman" w:eastAsia="Times New Roman" w:hAnsi="Times New Roman" w:cs="Times New Roman"/>
+                <w:kern w:val="0"/>
+                <w:sz w:val="28"/>
+                <w:szCs w:val="28"/>
+                <w:lang/>
+                <w14:ligatures w14:val="none"/>
+              </w:rPr>
+            </w:pPr>
+            <w:r>
+              <w:rPr>
+                <w:rFonts w:ascii="Times New Roman" w:hAnsi="Times New Roman" w:eastAsia="Times New Roman" w:cs="Times New Roman"/>
+                <w:b w:val="0"/>
+                <w:i w:val="0"/>
+                <w:sz w:val="28"/>
+              </w:rPr>
+              <w:t>01.09.2027 – 30.09.2027</w:t>
+            </w:r>
+          </w:p>
+        </w:tc>
+      </w:tr>
+    </w:tbl>
     <w:p>
       <w:pPr>
         <w:jc w:val="both"/>
@@ -9064,6 +10899,278 @@
           </w:p>
         </w:tc>
       </w:tr>
+      <w:tr>
+        <w:tc>
+          <w:tcPr>
+            <w:tcW w:w="600" w:type="dxa"/>
+            <w:tcMar>
+              <w:top w:w="150" w:type="dxa"/>
+              <w:left w:w="0" w:type="dxa"/>
+              <w:bottom w:w="150" w:type="dxa"/>
+              <w:right w:w="240" w:type="dxa"/>
+            </w:tcMar>
+            <w:vAlign w:val="center"/>
+            <w:hideMark/>
+          </w:tcPr>
+          <w:p>
+            <w:pPr>
+              <w:spacing w:after="0" w:line="240" w:lineRule="auto"/>
+              <w:rPr>
+                <w:rFonts w:ascii="Times New Roman" w:eastAsia="Times New Roman" w:hAnsi="Times New Roman" w:cs="Times New Roman"/>
+                <w:sz w:val="28"/>
+                <w:szCs w:val="28"/>
+                <w:lang w:eastAsia="ru-RU"/>
+              </w:rPr>
+            </w:pPr>
+            <w:r>
+              <w:rPr>
+                <w:rFonts w:ascii="Times New Roman" w:eastAsia="Times New Roman" w:hAnsi="Times New Roman" w:cs="Times New Roman"/>
+                <w:b w:val="0"/>
+                <w:i w:val="0"/>
+                <w:sz w:val="28"/>
+                <w:szCs w:val="28"/>
+                <w:lang w:eastAsia="ru-RU"/>
+              </w:rPr>
+              <w:t>12</w:t>
+            </w:r>
+          </w:p>
+        </w:tc>
+        <w:tc>
+          <w:tcPr>
+            <w:tcW w:w="3100" w:type="dxa"/>
+            <w:tcMar>
+              <w:top w:w="150" w:type="dxa"/>
+              <w:left w:w="240" w:type="dxa"/>
+              <w:bottom w:w="150" w:type="dxa"/>
+              <w:right w:w="240" w:type="dxa"/>
+            </w:tcMar>
+            <w:vAlign w:val="center"/>
+            <w:hideMark/>
+          </w:tcPr>
+          <w:p>
+            <w:pPr>
+              <w:spacing w:after="0" w:line="240" w:lineRule="auto"/>
+              <w:rPr>
+                <w:rFonts w:ascii="Times New Roman" w:eastAsia="Times New Roman" w:hAnsi="Times New Roman" w:cs="Times New Roman"/>
+                <w:sz w:val="28"/>
+                <w:szCs w:val="28"/>
+                <w:lang w:eastAsia="ru-RU"/>
+              </w:rPr>
+            </w:pPr>
+            <w:r>
+              <w:rPr>
+                <w:rFonts w:ascii="Times New Roman" w:hAnsi="Times New Roman" w:eastAsia="Times New Roman" w:cs="Times New Roman"/>
+                <w:b w:val="0"/>
+                <w:i w:val="0"/>
+                <w:sz w:val="28"/>
+              </w:rPr>
+              <w:t>Конкуренты: независимые инструменты аудита таблиц (PerfectXL, Shortcut) и AI-надстройки платформ</w:t>
+            </w:r>
+          </w:p>
+        </w:tc>
+        <w:tc>
+          <w:tcPr>
+            <w:tcW w:w="1700" w:type="dxa"/>
+            <w:tcMar>
+              <w:top w:w="150" w:type="dxa"/>
+              <w:left w:w="240" w:type="dxa"/>
+              <w:bottom w:w="150" w:type="dxa"/>
+              <w:right w:w="240" w:type="dxa"/>
+            </w:tcMar>
+            <w:vAlign w:val="center"/>
+            <w:hideMark/>
+          </w:tcPr>
+          <w:p>
+            <w:pPr>
+              <w:spacing w:after="0" w:line="240" w:lineRule="auto"/>
+              <w:rPr>
+                <w:rFonts w:ascii="Times New Roman" w:eastAsia="Times New Roman" w:hAnsi="Times New Roman" w:cs="Times New Roman"/>
+                <w:sz w:val="28"/>
+                <w:szCs w:val="28"/>
+                <w:lang w:eastAsia="ru-RU"/>
+              </w:rPr>
+            </w:pPr>
+            <w:r>
+              <w:rPr>
+                <w:rFonts w:ascii="Times New Roman" w:hAnsi="Times New Roman" w:eastAsia="Times New Roman" w:cs="Times New Roman"/>
+                <w:b w:val="0"/>
+                <w:i w:val="0"/>
+                <w:sz w:val="28"/>
+              </w:rPr>
+              <w:t>Внешний</w:t>
+            </w:r>
+          </w:p>
+        </w:tc>
+        <w:tc>
+          <w:tcPr>
+            <w:tcW w:w="3950" w:type="dxa"/>
+            <w:tcMar>
+              <w:top w:w="150" w:type="dxa"/>
+              <w:left w:w="240" w:type="dxa"/>
+              <w:bottom w:w="150" w:type="dxa"/>
+              <w:right w:w="0" w:type="dxa"/>
+            </w:tcMar>
+            <w:vAlign w:val="center"/>
+            <w:hideMark/>
+          </w:tcPr>
+          <w:p>
+            <w:pPr>
+              <w:spacing w:after="0" w:line="240" w:lineRule="auto"/>
+              <w:rPr>
+                <w:rFonts w:ascii="Times New Roman" w:eastAsia="Times New Roman" w:hAnsi="Times New Roman" w:cs="Times New Roman"/>
+                <w:sz w:val="28"/>
+                <w:szCs w:val="28"/>
+                <w:lang w:eastAsia="ru-RU"/>
+              </w:rPr>
+            </w:pPr>
+            <w:r>
+              <w:rPr>
+                <w:rFonts w:ascii="Times New Roman" w:hAnsi="Times New Roman" w:eastAsia="Times New Roman" w:cs="Times New Roman"/>
+                <w:b w:val="0"/>
+                <w:i w:val="0"/>
+                <w:sz w:val="28"/>
+              </w:rPr>
+              <w:t>Могут снизить цены, скопировать функции или выпустить бесплатную проверку; их действия определяют позиционирование и тарифы; влияние 3, интерес 2.</w:t>
+            </w:r>
+          </w:p>
+        </w:tc>
+      </w:tr>
+      <w:tr>
+        <w:tc>
+          <w:tcPr>
+            <w:tcW w:w="600" w:type="dxa"/>
+            <w:tcMar>
+              <w:top w:w="150" w:type="dxa"/>
+              <w:left w:w="0" w:type="dxa"/>
+              <w:bottom w:w="150" w:type="dxa"/>
+              <w:right w:w="240" w:type="dxa"/>
+            </w:tcMar>
+            <w:vAlign w:val="center"/>
+            <w:hideMark/>
+          </w:tcPr>
+          <w:p>
+            <w:pPr>
+              <w:spacing w:after="0" w:line="240" w:lineRule="auto"/>
+              <w:rPr>
+                <w:rFonts w:ascii="Times New Roman" w:eastAsia="Times New Roman" w:hAnsi="Times New Roman" w:cs="Times New Roman"/>
+                <w:sz w:val="28"/>
+                <w:szCs w:val="28"/>
+                <w:lang w:eastAsia="ru-RU"/>
+              </w:rPr>
+            </w:pPr>
+            <w:r>
+              <w:rPr>
+                <w:rFonts w:ascii="Times New Roman" w:eastAsia="Times New Roman" w:hAnsi="Times New Roman" w:cs="Times New Roman"/>
+                <w:b w:val="0"/>
+                <w:i w:val="0"/>
+                <w:sz w:val="28"/>
+                <w:szCs w:val="28"/>
+                <w:lang w:eastAsia="ru-RU"/>
+              </w:rPr>
+              <w:t>13</w:t>
+            </w:r>
+          </w:p>
+        </w:tc>
+        <w:tc>
+          <w:tcPr>
+            <w:tcW w:w="3100" w:type="dxa"/>
+            <w:tcMar>
+              <w:top w:w="150" w:type="dxa"/>
+              <w:left w:w="240" w:type="dxa"/>
+              <w:bottom w:w="150" w:type="dxa"/>
+              <w:right w:w="240" w:type="dxa"/>
+            </w:tcMar>
+            <w:vAlign w:val="center"/>
+            <w:hideMark/>
+          </w:tcPr>
+          <w:p>
+            <w:pPr>
+              <w:spacing w:after="0" w:line="240" w:lineRule="auto"/>
+              <w:rPr>
+                <w:rFonts w:ascii="Times New Roman" w:eastAsia="Times New Roman" w:hAnsi="Times New Roman" w:cs="Times New Roman"/>
+                <w:sz w:val="28"/>
+                <w:szCs w:val="28"/>
+                <w:lang w:eastAsia="ru-RU"/>
+              </w:rPr>
+            </w:pPr>
+            <w:r>
+              <w:rPr>
+                <w:rFonts w:ascii="Times New Roman" w:hAnsi="Times New Roman" w:eastAsia="Times New Roman" w:cs="Times New Roman"/>
+                <w:b w:val="0"/>
+                <w:i w:val="0"/>
+                <w:sz w:val="28"/>
+              </w:rPr>
+              <w:t>СМИ и профессиональные сообщества: отраслевые издания о финансах и IT, блогеры по Excel и FP&amp;A, Product Hunt</w:t>
+            </w:r>
+          </w:p>
+        </w:tc>
+        <w:tc>
+          <w:tcPr>
+            <w:tcW w:w="1700" w:type="dxa"/>
+            <w:tcMar>
+              <w:top w:w="150" w:type="dxa"/>
+              <w:left w:w="240" w:type="dxa"/>
+              <w:bottom w:w="150" w:type="dxa"/>
+              <w:right w:w="240" w:type="dxa"/>
+            </w:tcMar>
+            <w:vAlign w:val="center"/>
+            <w:hideMark/>
+          </w:tcPr>
+          <w:p>
+            <w:pPr>
+              <w:spacing w:after="0" w:line="240" w:lineRule="auto"/>
+              <w:rPr>
+                <w:rFonts w:ascii="Times New Roman" w:eastAsia="Times New Roman" w:hAnsi="Times New Roman" w:cs="Times New Roman"/>
+                <w:sz w:val="28"/>
+                <w:szCs w:val="28"/>
+                <w:lang w:eastAsia="ru-RU"/>
+              </w:rPr>
+            </w:pPr>
+            <w:r>
+              <w:rPr>
+                <w:rFonts w:ascii="Times New Roman" w:hAnsi="Times New Roman" w:eastAsia="Times New Roman" w:cs="Times New Roman"/>
+                <w:b w:val="0"/>
+                <w:i w:val="0"/>
+                <w:sz w:val="28"/>
+              </w:rPr>
+              <w:t>Внешний</w:t>
+            </w:r>
+          </w:p>
+        </w:tc>
+        <w:tc>
+          <w:tcPr>
+            <w:tcW w:w="3950" w:type="dxa"/>
+            <w:tcMar>
+              <w:top w:w="150" w:type="dxa"/>
+              <w:left w:w="240" w:type="dxa"/>
+              <w:bottom w:w="150" w:type="dxa"/>
+              <w:right w:w="0" w:type="dxa"/>
+            </w:tcMar>
+            <w:vAlign w:val="center"/>
+            <w:hideMark/>
+          </w:tcPr>
+          <w:p>
+            <w:pPr>
+              <w:spacing w:after="0" w:line="240" w:lineRule="auto"/>
+              <w:rPr>
+                <w:rFonts w:ascii="Times New Roman" w:eastAsia="Times New Roman" w:hAnsi="Times New Roman" w:cs="Times New Roman"/>
+                <w:sz w:val="28"/>
+                <w:szCs w:val="28"/>
+                <w:lang w:eastAsia="ru-RU"/>
+              </w:rPr>
+            </w:pPr>
+            <w:r>
+              <w:rPr>
+                <w:rFonts w:ascii="Times New Roman" w:hAnsi="Times New Roman" w:eastAsia="Times New Roman" w:cs="Times New Roman"/>
+                <w:b w:val="0"/>
+                <w:i w:val="0"/>
+                <w:sz w:val="28"/>
+              </w:rPr>
+              <w:t>Формируют репутацию и узнаваемость при запуске, могут широко осветить ошибку или утечку; влияние 2, интерес 1.</w:t>
+            </w:r>
+          </w:p>
+        </w:tc>
+      </w:tr>
     </w:tbl>
     <w:p>
       <w:pPr>
@@ -9486,16 +11593,7 @@
                 <w:szCs w:val="24"/>
                 <w:lang w:eastAsia="ru-RU"/>
               </w:rPr>
-              <w:t>D: Минимальное информирование</w:t>
-            </w:r>
-            <w:r>
-              <w:rPr>
-                <w:rFonts w:ascii="Times New Roman" w:eastAsia="Times New Roman" w:hAnsi="Times New Roman" w:cs="Times New Roman"/>
-                <w:sz w:val="24"/>
-                <w:szCs w:val="24"/>
-                <w:lang w:eastAsia="ru-RU"/>
-              </w:rPr>
-              <w:t> (информировать по ключевым вехам, не беспокоить деталями)</w:t>
+              <w:t>D: Минимальное информирование (по объёму — только то, что их касается, но своевременно и в полном объёме)</w:t>
             </w:r>
           </w:p>
         </w:tc>
@@ -9687,7 +11785,7 @@
       <w:r>
         <w:drawing>
           <wp:inline xmlns:a="http://schemas.openxmlformats.org/drawingml/2006/main" xmlns:pic="http://schemas.openxmlformats.org/drawingml/2006/picture">
-            <wp:extent cx="5760000" cy="3965000"/>
+            <wp:extent cx="5760000" cy="3567247"/>
             <wp:docPr id="1" name="Picture 1"/>
             <wp:cNvGraphicFramePr>
               <a:graphicFrameLocks noChangeAspect="1"/>
@@ -9708,7 +11806,7 @@
                   <pic:spPr>
                     <a:xfrm>
                       <a:off x="0" y="0"/>
-                      <a:ext cx="5760000" cy="3965000"/>
+                      <a:ext cx="5760000" cy="3567247"/>
                     </a:xfrm>
                     <a:prstGeom prst="rect"/>
                   </pic:spPr>
@@ -10330,6 +12428,46 @@
               <w:t>11. Партнёры (1; 2)</w:t>
             </w:r>
           </w:p>
+          <w:p>
+            <w:pPr>
+              <w:spacing w:after="0" w:line="240" w:lineRule="auto"/>
+              <w:rPr>
+                <w:rFonts w:ascii="Times New Roman" w:eastAsia="Times New Roman" w:hAnsi="Times New Roman" w:cs="Times New Roman"/>
+                <w:sz w:val="28"/>
+                <w:szCs w:val="28"/>
+                <w:lang w:eastAsia="ru-RU"/>
+              </w:rPr>
+            </w:pPr>
+            <w:r>
+              <w:rPr>
+                <w:rFonts w:ascii="Times New Roman" w:hAnsi="Times New Roman" w:eastAsia="Times New Roman" w:cs="Times New Roman"/>
+                <w:b w:val="0"/>
+                <w:i w:val="0"/>
+                <w:sz w:val="28"/>
+              </w:rPr>
+              <w:t>12. Конкуренты (3; 2)</w:t>
+            </w:r>
+          </w:p>
+          <w:p>
+            <w:pPr>
+              <w:spacing w:after="0" w:line="240" w:lineRule="auto"/>
+              <w:rPr>
+                <w:rFonts w:ascii="Times New Roman" w:eastAsia="Times New Roman" w:hAnsi="Times New Roman" w:cs="Times New Roman"/>
+                <w:sz w:val="28"/>
+                <w:szCs w:val="28"/>
+                <w:lang w:eastAsia="ru-RU"/>
+              </w:rPr>
+            </w:pPr>
+            <w:r>
+              <w:rPr>
+                <w:rFonts w:ascii="Times New Roman" w:hAnsi="Times New Roman" w:eastAsia="Times New Roman" w:cs="Times New Roman"/>
+                <w:b w:val="0"/>
+                <w:i w:val="0"/>
+                <w:sz w:val="28"/>
+              </w:rPr>
+              <w:t>13. СМИ и сообщества (2; 1)</w:t>
+            </w:r>
+          </w:p>
         </w:tc>
       </w:tr>
       <w:tr>
@@ -10397,7 +12535,7 @@
                 <w:szCs w:val="28"/>
                 <w:lang w:eastAsia="ru-RU"/>
               </w:rPr>
-              <w:t>Минимальное информирование</w:t>
+              <w:t>Минимальное информирование: своевременно и полностью по вопросам, которые их касаются</w:t>
             </w:r>
           </w:p>
         </w:tc>
@@ -10500,7 +12638,7 @@
           <w:szCs w:val="28"/>
           <w:lang w:eastAsia="ru-RU"/>
         </w:rPr>
-        <w:t>В скобках — оценки (влияние; интерес) по шкале 1–5. Стратегия по квадрантам: A — еженедельные статусы, демо на каждых воротах и согласование решений; B — интервью, опросы и демо беты; C — мониторинг условий и общие дайджесты; D — информирование по ключевым вехам (подача в AppSource, выбор LLM-провайдера, запуск обработки данных).</w:t>
+        <w:t>В скобках — оценки (влияние; интерес) по шкале 1–5. Стратегия по квадрантам: A — еженедельные статусы, демо на каждых воротах и согласование решений; B — интервью, опросы и демо беты; C — мониторинг условий и общие дайджесты, для конкурентов — ежемесячный обзор их функций и цен, для СМИ и сообществ — пресс-кит и анонсы к запуску беты и релиза; D — объём информации минимальный, но передаётся она своевременно и полностью, потому что влияние этих стейкхолдеров высокое: Microsoft — полный пакет для проверки AppSource заранее до подачи; провайдерам LLM — прогноз объёмов запросов и подписанные DPA; регуляторам — политика конфиденциальности, DPA и уведомление об инциденте в сроки GDPR (72 часа). Изменения их условий и политик отслеживаются постоянно.</w:t>
       </w:r>
     </w:p>
     <w:p>

--- a/pz1/Земляник - ПЗ1 Концепция проекта TableMind.docx
+++ b/pz1/Земляник - ПЗ1 Концепция проекта TableMind.docx
@@ -1381,7 +1381,7 @@
                 <w:i w:val="0"/>
                 <w:sz w:val="28"/>
               </w:rPr>
-              <w:t>Старт — 01.10.2026. MVP (веб-аудит, закрытая бета) — 31.03.2027. Публичный релиз v1 (веб-сервис + надстройка Excel в Microsoft AppSource) — сентябрь 2027. Завершение проекта — 30.09.2027.</w:t>
+              <w:t>Старт — 01.10.2026. MVP (веб-аудит, закрытая бета) — 31.03.2027. С 01.05.2027 (после подключения оплаты) веб-аудит открыт для всех в режиме открытой беты с платными тарифами — так к концу проекта набираются ≥ 300 регистраций и ≥ 50 платящих. Публичный релиз v1 (веб-сервис + надстройка Excel в Microsoft AppSource) — сентябрь 2027. Завершение проекта — 30.09.2027.</w:t>
             </w:r>
           </w:p>
         </w:tc>
@@ -5678,7 +5678,7 @@
                 <w:lang/>
                 <w14:ligatures w14:val="none"/>
               </w:rPr>
-              <w:t>Старт — 01.10.2026; ТЗ — 31.10.2026 (Gate 1); MVP веб-аудита — 31.03.2027 (Gate 2); бета v1 с надстройкой — июль 2027 (Gate 3); публичный релиз — сентябрь 2027; завершение проекта — 30.09.2027 (Gate 4, 12 месяцев).</w:t>
+              <w:t>Старт — 01.10.2026; ТЗ — 31.10.2026 (Gate 1); MVP веб-аудита — 31.03.2027 (Gate 2); открытая бета веб-аудита с оплатой — 01.05.2027; бета v1 с надстройкой — июль 2027 (Gate 3); публичный релиз — сентябрь 2027; завершение проекта — 30.09.2027 (Gate 4, 12 месяцев).</w:t>
             </w:r>
           </w:p>
         </w:tc>
@@ -7231,7 +7231,7 @@
           <w:sz w:val="28"/>
           <w:szCs w:val="28"/>
         </w:rPr>
-        <w:t>6.1. Провести бета-тест v1 с 50 пилотными пользователями и доработать продукт.</w:t>
+        <w:t>6.1. Провести бета-тест v1 с 50 пользователями (10–20 пилотных из этапа 1 и участники открытой беты) и доработать продукт.</w:t>
       </w:r>
     </w:p>
     <w:p>

--- a/pz1/Земляник - ПЗ1 Концепция проекта TableMind.docx
+++ b/pz1/Земляник - ПЗ1 Концепция проекта TableMind.docx
@@ -1381,7 +1381,7 @@
                 <w:i w:val="0"/>
                 <w:sz w:val="28"/>
               </w:rPr>
-              <w:t>Старт — 01.10.2026. MVP (веб-аудит, закрытая бета) — 31.03.2027. С 01.05.2027 (после подключения оплаты) веб-аудит открыт для всех в режиме открытой беты с платными тарифами — так к концу проекта набираются ≥ 300 регистраций и ≥ 50 платящих. Публичный релиз v1 (веб-сервис + надстройка Excel в Microsoft AppSource) — сентябрь 2027. Завершение проекта — 30.09.2027.</w:t>
+              <w:t>Старт — 01.10.2026. MVP (веб-аудит, закрытая бета) — 31.03.2027. С 01.06.2027 (после AI-исправлений и подключения оплаты) веб-аудит открыт для всех в режиме открытой беты с платными тарифами — так к концу проекта набираются ≥ 300 регистраций и ≥ 50 платящих. Публичный релиз v1 (веб-сервис + надстройка Excel в Microsoft AppSource) — сентябрь 2027. Завершение проекта — 30.09.2027.</w:t>
             </w:r>
           </w:p>
         </w:tc>
@@ -1614,7 +1614,7 @@
           <w:lang/>
           <w14:ligatures w14:val="none"/>
         </w:rPr>
-        <w:t>TableMind — собственный продукт стартапа, стратегия которого — занять нишу самообслуживаемой проверки таблиц для специалистов, чьи решения о деньгах зависят от Excel, и развиваться по модели freemium SaaS (Free, разовый аудит 9 €, Pro 19 €/мес, Team 29 €/место). Рынок табличного ПО оценивается примерно в 11 млрд $ с ростом 6–8% в год, около двух третей спроса приходится на Северную Америку и Европу. Рынок AI для Excel растёт бурно: ChatGPT for Excel, Claude for Excel, Microsoft 365 Copilot уже доступны, а инструменты аудита таблиц (например, PerfectXL) продаются дорого и по запросу — доступной проверки для отдельного специалиста почти нет. Проект нужен именно сейчас: чем больше AI правит таблицы, тем выше потребность в независимой проверке, а окно закроется, как только крупные игроки встроят собственную верификацию.</w:t>
+        <w:t>TableMind — собственный продукт стартапа, стратегия которого — занять нишу самообслуживаемой проверки таблиц для специалистов, чьи решения о деньгах зависят от Excel, и развиваться по модели freemium SaaS (Free, разовый аудит 9 €, Pro 19 €/мес, Team 29 €/место — со следующего релиза). Рынок табличного ПО оценивается примерно в 11 млрд $ с ростом 6–8% в год, около двух третей спроса приходится на Северную Америку и Европу. Рынок AI для Excel растёт бурно: ChatGPT for Excel, Claude for Excel, Microsoft 365 Copilot уже доступны, а инструменты аудита таблиц (например, PerfectXL) продаются дорого и по запросу — доступной проверки для отдельного специалиста почти нет. Проект нужен именно сейчас: чем больше AI правит таблицы, тем выше потребность в независимой проверке, а окно закроется, как только крупные игроки встроят собственную верификацию.</w:t>
       </w:r>
     </w:p>
     <w:p>
@@ -5678,7 +5678,7 @@
                 <w:lang/>
                 <w14:ligatures w14:val="none"/>
               </w:rPr>
-              <w:t>Старт — 01.10.2026; ТЗ — 31.10.2026 (Gate 1); MVP веб-аудита — 31.03.2027 (Gate 2); открытая бета веб-аудита с оплатой — 01.05.2027; бета v1 с надстройкой — июль 2027 (Gate 3); публичный релиз — сентябрь 2027; завершение проекта — 30.09.2027 (Gate 4, 12 месяцев).</w:t>
+              <w:t>Старт — 01.10.2026; ТЗ — 31.10.2026 (Gate 1); MVP веб-аудита — 31.03.2027 (Gate 2); открытая бета веб-аудита с оплатой — 01.06.2027; бета v1 с надстройкой — июль 2027 (Gate 3); публичный релиз — сентябрь 2027; завершение проекта — 30.09.2027 (Gate 4, 12 месяцев).</w:t>
             </w:r>
           </w:p>
         </w:tc>
@@ -7049,7 +7049,7 @@
           <w:sz w:val="28"/>
           <w:szCs w:val="28"/>
         </w:rPr>
-        <w:t>4.2. Реализовать исправления через DSL с повторной верификацией и сверку текста с таблицей.</w:t>
+        <w:t>4.2. Реализовать исправления через DSL с повторной верификацией и сверку текста с таблицей; экспорт исправленного xlsx и PDF-отчёта.</w:t>
       </w:r>
     </w:p>
     <w:p>
@@ -10894,7 +10894,7 @@
                 <w:i w:val="0"/>
                 <w:sz w:val="28"/>
               </w:rPr>
-              <w:t>Канал продаж командных тарифов и доверия; влияние 1, интерес 2.</w:t>
+              <w:t>Канал продаж и доверия, в следующем релизе — продажи командного тарифа; влияние 1, интерес 2.</w:t>
             </w:r>
           </w:p>
         </w:tc>

--- a/pz1/Земляник - ПЗ1 Концепция проекта TableMind.docx
+++ b/pz1/Земляник - ПЗ1 Концепция проекта TableMind.docx
@@ -1542,7 +1542,7 @@
           <w:lang/>
           <w14:ligatures w14:val="none"/>
         </w:rPr>
-        <w:t xml:space="preserve"> Бизнес</w:t>
+        <w:t>Бизнес</w:t>
       </w:r>
       <w:proofErr w:type="gramEnd"/>
       <w:r>
@@ -2738,7 +2738,7 @@
           <w:lang w:val="ru-RU"/>
           <w14:ligatures w14:val="none"/>
         </w:rPr>
-        <w:t>1.4  П</w:t>
+        <w:t>1.4 П</w:t>
       </w:r>
       <w:r>
         <w:rPr>
@@ -12849,108 +12849,6 @@
           <w:sz w:val="28"/>
           <w:szCs w:val="28"/>
           <w:lang w:val="ru-RU"/>
-          <w14:ligatures w14:val="none"/>
-        </w:rPr>
-      </w:pPr>
-    </w:p>
-    <w:p>
-      <w:pPr>
-        <w:shd w:val="clear" w:color="auto" w:fill="FFFFFF"/>
-        <w:spacing w:before="240" w:after="240" w:line="240" w:lineRule="auto"/>
-        <w:rPr>
-          <w:rFonts w:ascii="Times New Roman" w:eastAsia="Times New Roman" w:hAnsi="Times New Roman" w:cs="Times New Roman"/>
-          <w:b/>
-          <w:bCs/>
-          <w:color w:val="0F1115"/>
-          <w:kern w:val="0"/>
-          <w:sz w:val="28"/>
-          <w:szCs w:val="28"/>
-          <w:lang/>
-          <w14:ligatures w14:val="none"/>
-        </w:rPr>
-      </w:pPr>
-    </w:p>
-    <w:p>
-      <w:pPr>
-        <w:shd w:val="clear" w:color="auto" w:fill="FFFFFF"/>
-        <w:spacing w:before="240" w:after="240" w:line="240" w:lineRule="auto"/>
-        <w:rPr>
-          <w:rFonts w:ascii="Times New Roman" w:eastAsia="Times New Roman" w:hAnsi="Times New Roman" w:cs="Times New Roman"/>
-          <w:b/>
-          <w:bCs/>
-          <w:color w:val="0F1115"/>
-          <w:kern w:val="0"/>
-          <w:sz w:val="28"/>
-          <w:szCs w:val="28"/>
-          <w:lang/>
-          <w14:ligatures w14:val="none"/>
-        </w:rPr>
-      </w:pPr>
-    </w:p>
-    <w:p>
-      <w:pPr>
-        <w:shd w:val="clear" w:color="auto" w:fill="FFFFFF"/>
-        <w:spacing w:before="240" w:after="240" w:line="240" w:lineRule="auto"/>
-        <w:rPr>
-          <w:rFonts w:ascii="Times New Roman" w:eastAsia="Times New Roman" w:hAnsi="Times New Roman" w:cs="Times New Roman"/>
-          <w:b/>
-          <w:bCs/>
-          <w:color w:val="0F1115"/>
-          <w:kern w:val="0"/>
-          <w:sz w:val="28"/>
-          <w:szCs w:val="28"/>
-          <w:lang/>
-          <w14:ligatures w14:val="none"/>
-        </w:rPr>
-      </w:pPr>
-    </w:p>
-    <w:p>
-      <w:pPr>
-        <w:shd w:val="clear" w:color="auto" w:fill="FFFFFF"/>
-        <w:spacing w:before="240" w:after="240" w:line="240" w:lineRule="auto"/>
-        <w:rPr>
-          <w:rFonts w:ascii="Times New Roman" w:eastAsia="Times New Roman" w:hAnsi="Times New Roman" w:cs="Times New Roman"/>
-          <w:b/>
-          <w:bCs/>
-          <w:color w:val="0F1115"/>
-          <w:kern w:val="0"/>
-          <w:sz w:val="28"/>
-          <w:szCs w:val="28"/>
-          <w:lang/>
-          <w14:ligatures w14:val="none"/>
-        </w:rPr>
-      </w:pPr>
-    </w:p>
-    <w:p>
-      <w:pPr>
-        <w:shd w:val="clear" w:color="auto" w:fill="FFFFFF"/>
-        <w:spacing w:before="240" w:after="240" w:line="240" w:lineRule="auto"/>
-        <w:rPr>
-          <w:rFonts w:ascii="Times New Roman" w:eastAsia="Times New Roman" w:hAnsi="Times New Roman" w:cs="Times New Roman"/>
-          <w:b/>
-          <w:bCs/>
-          <w:color w:val="0F1115"/>
-          <w:kern w:val="0"/>
-          <w:sz w:val="28"/>
-          <w:szCs w:val="28"/>
-          <w:lang/>
-          <w14:ligatures w14:val="none"/>
-        </w:rPr>
-      </w:pPr>
-    </w:p>
-    <w:p>
-      <w:pPr>
-        <w:shd w:val="clear" w:color="auto" w:fill="FFFFFF"/>
-        <w:spacing w:before="240" w:after="240" w:line="240" w:lineRule="auto"/>
-        <w:rPr>
-          <w:rFonts w:ascii="Times New Roman" w:eastAsia="Times New Roman" w:hAnsi="Times New Roman" w:cs="Times New Roman"/>
-          <w:b/>
-          <w:bCs/>
-          <w:color w:val="0F1115"/>
-          <w:kern w:val="0"/>
-          <w:sz w:val="28"/>
-          <w:szCs w:val="28"/>
-          <w:lang/>
           <w14:ligatures w14:val="none"/>
         </w:rPr>
       </w:pPr>

--- a/pz1/Земляник - ПЗ1 Концепция проекта TableMind.docx
+++ b/pz1/Земляник - ПЗ1 Концепция проекта TableMind.docx
@@ -241,7 +241,7 @@
           <w:sz w:val="28"/>
           <w:szCs w:val="28"/>
         </w:rPr>
-        <w:t xml:space="preserve">По практическому занятию </w:t>
+        <w:t>По практическому занятию № 1</w:t>
       </w:r>
     </w:p>
     <w:p>
@@ -5758,7 +5758,7 @@
                 <w:lang/>
                 <w14:ligatures w14:val="none"/>
               </w:rPr>
-              <w:t>Общий бюджет — 517 000 BYN = базовая стоимость 470 000 BYN + резерв на риски 47 000 BYN (10% от базовой стоимости). Оплата труда — 427 500 BYN (57 чел.-мес. × 7 500 BYN: 5 600 BYN брутто + 34% взносов ФСЗН; ориентир — средняя зарплата в IT РБ около 8 000 BYN, команда стартапа уровня middle/junior). Облако в ЕС и LLM API — 15 000 BYN; Юрист и лицензии — 8 000 BYN; Инструменты разработки (Figma, GitHub, AI-агенты) — 5 000 BYN; Маркетинговый запуск — 14 500 BYN. Не включено: сертификация SOC 2/ISO 27001, платная реклама в масштабе, поддержка после 30.09.2027.</w:t>
+              <w:t>Общий бюджет — 517 000 BYN = базовая стоимость 470 000 BYN + резерв на риски 47 000 BYN (10% от базовой стоимости). Оплата труда — 427 500 BYN (57 чел.-мес. × 7 500 BYN; стоимость чел.-мес.: 5 600 BYN брутто + 34% взносов ФСЗН = 7 504 BYN, округлено до 7 500 BYN; ориентир — средняя зарплата в IT РБ около 8 000 BYN, команда стартапа уровня middle/junior). Облако в ЕС и LLM API — 15 000 BYN; Юрист и лицензии — 8 000 BYN; Инструменты разработки (Figma, GitHub, AI-агенты) — 5 000 BYN; Маркетинговый запуск — 14 500 BYN. Не включено: сертификация SOC 2/ISO 27001, платная реклама в масштабе, поддержка после 30.09.2027.</w:t>
             </w:r>
           </w:p>
         </w:tc>
@@ -11842,7 +11842,7 @@
           <w:szCs w:val="28"/>
           <w:lang w:eastAsia="ru-RU"/>
         </w:rPr>
-        <w:t>Рисунок 1 — Матрица стейкхолдеров: номера соответствуют таблице 5.1, в скобках — (влияние; интерес)</w:t>
+        <w:t>Рисунок 1 — Матрица стейкхолдеров: номера соответствуют таблице пункта 5.1, в скобках — (влияние; интерес)</w:t>
       </w:r>
     </w:p>
     <w:p>
